--- a/Src/main_cpp.docx
+++ b/Src/main_cpp.docx
@@ -5995,134 +5995,362 @@
       </w:r>
     </w:p>
     <w:p>
-      <w:r>
+      <w:pPr>
+        <w:rPr>
+          <w:lang w:val="en-US"/>
+        </w:rPr>
+      </w:pPr>
+      <w:r>
+        <w:rPr>
+          <w:lang w:val="en-US"/>
+        </w:rPr>
         <w:t>HRESULT InitDevice(HWND hwnd)</w:t>
       </w:r>
     </w:p>
     <w:p>
-      <w:r>
+      <w:pPr>
+        <w:rPr>
+          <w:lang w:val="en-US"/>
+        </w:rPr>
+      </w:pPr>
+      <w:r>
+        <w:rPr>
+          <w:lang w:val="en-US"/>
+        </w:rPr>
         <w:t>{</w:t>
       </w:r>
     </w:p>
     <w:p>
-      <w:r>
+      <w:pPr>
+        <w:rPr>
+          <w:lang w:val="en-US"/>
+        </w:rPr>
+      </w:pPr>
+      <w:r>
+        <w:rPr>
+          <w:lang w:val="en-US"/>
+        </w:rPr>
         <w:t xml:space="preserve">    HRESULT hr = S_OK;</w:t>
       </w:r>
     </w:p>
-    <w:p/>
-    <w:p>
-      <w:r>
+    <w:p>
+      <w:pPr>
+        <w:rPr>
+          <w:lang w:val="en-US"/>
+        </w:rPr>
+      </w:pPr>
+    </w:p>
+    <w:p>
+      <w:pPr>
+        <w:rPr>
+          <w:lang w:val="en-US"/>
+        </w:rPr>
+      </w:pPr>
+      <w:r>
+        <w:rPr>
+          <w:lang w:val="en-US"/>
+        </w:rPr>
         <w:t xml:space="preserve">    RECT rc;</w:t>
       </w:r>
     </w:p>
     <w:p>
-      <w:r>
+      <w:pPr>
+        <w:rPr>
+          <w:lang w:val="en-US"/>
+        </w:rPr>
+      </w:pPr>
+      <w:r>
+        <w:rPr>
+          <w:lang w:val="en-US"/>
+        </w:rPr>
         <w:t xml:space="preserve">    GetClientRect(hwnd, &amp;rc);</w:t>
       </w:r>
     </w:p>
     <w:p>
-      <w:r>
+      <w:pPr>
+        <w:rPr>
+          <w:lang w:val="en-US"/>
+        </w:rPr>
+      </w:pPr>
+      <w:r>
+        <w:rPr>
+          <w:lang w:val="en-US"/>
+        </w:rPr>
         <w:t xml:space="preserve">    UINT width = rc.right - rc.left;</w:t>
       </w:r>
     </w:p>
     <w:p>
-      <w:r>
+      <w:pPr>
+        <w:rPr>
+          <w:lang w:val="en-US"/>
+        </w:rPr>
+      </w:pPr>
+      <w:r>
+        <w:rPr>
+          <w:lang w:val="en-US"/>
+        </w:rPr>
         <w:t xml:space="preserve">    UINT height = rc.bottom - rc.top;</w:t>
       </w:r>
     </w:p>
-    <w:p/>
-    <w:p>
-      <w:r>
+    <w:p>
+      <w:pPr>
+        <w:rPr>
+          <w:lang w:val="en-US"/>
+        </w:rPr>
+      </w:pPr>
+    </w:p>
+    <w:p>
+      <w:pPr>
+        <w:rPr>
+          <w:lang w:val="en-US"/>
+        </w:rPr>
+      </w:pPr>
+      <w:r>
+        <w:rPr>
+          <w:lang w:val="en-US"/>
+        </w:rPr>
         <w:t xml:space="preserve">    DXGI_SWAP_CHAIN_DESC sd = {};</w:t>
       </w:r>
     </w:p>
     <w:p>
-      <w:r>
+      <w:pPr>
+        <w:rPr>
+          <w:lang w:val="en-US"/>
+        </w:rPr>
+      </w:pPr>
+      <w:r>
+        <w:rPr>
+          <w:lang w:val="en-US"/>
+        </w:rPr>
         <w:t xml:space="preserve">    sd.BufferCount = 1;</w:t>
       </w:r>
     </w:p>
     <w:p>
-      <w:r>
+      <w:pPr>
+        <w:rPr>
+          <w:lang w:val="en-US"/>
+        </w:rPr>
+      </w:pPr>
+      <w:r>
+        <w:rPr>
+          <w:lang w:val="en-US"/>
+        </w:rPr>
         <w:t xml:space="preserve">    sd.BufferDesc.Width = width;</w:t>
       </w:r>
     </w:p>
     <w:p>
-      <w:r>
+      <w:pPr>
+        <w:rPr>
+          <w:lang w:val="en-US"/>
+        </w:rPr>
+      </w:pPr>
+      <w:r>
+        <w:rPr>
+          <w:lang w:val="en-US"/>
+        </w:rPr>
         <w:t xml:space="preserve">    sd.BufferDesc.Height = height;</w:t>
       </w:r>
     </w:p>
     <w:p>
-      <w:r>
+      <w:pPr>
+        <w:rPr>
+          <w:lang w:val="en-US"/>
+        </w:rPr>
+      </w:pPr>
+      <w:r>
+        <w:rPr>
+          <w:lang w:val="en-US"/>
+        </w:rPr>
         <w:t xml:space="preserve">    sd.BufferDesc.Format = DXGI_FORMAT_R8G8B8A8_UNORM;</w:t>
       </w:r>
     </w:p>
     <w:p>
-      <w:r>
+      <w:pPr>
+        <w:rPr>
+          <w:lang w:val="en-US"/>
+        </w:rPr>
+      </w:pPr>
+      <w:r>
+        <w:rPr>
+          <w:lang w:val="en-US"/>
+        </w:rPr>
         <w:t xml:space="preserve">    sd.BufferDesc.RefreshRate.Numerator = 60;</w:t>
       </w:r>
     </w:p>
     <w:p>
-      <w:r>
+      <w:pPr>
+        <w:rPr>
+          <w:lang w:val="en-US"/>
+        </w:rPr>
+      </w:pPr>
+      <w:r>
+        <w:rPr>
+          <w:lang w:val="en-US"/>
+        </w:rPr>
         <w:t xml:space="preserve">    sd.BufferDesc.RefreshRate.Denominator = 1;</w:t>
       </w:r>
     </w:p>
     <w:p>
-      <w:r>
+      <w:pPr>
+        <w:rPr>
+          <w:lang w:val="en-US"/>
+        </w:rPr>
+      </w:pPr>
+      <w:r>
+        <w:rPr>
+          <w:lang w:val="en-US"/>
+        </w:rPr>
         <w:t xml:space="preserve">    sd.BufferUsage = DXGI_USAGE_RENDER_TARGET_OUTPUT;</w:t>
       </w:r>
     </w:p>
     <w:p>
-      <w:r>
+      <w:pPr>
+        <w:rPr>
+          <w:lang w:val="en-US"/>
+        </w:rPr>
+      </w:pPr>
+      <w:r>
+        <w:rPr>
+          <w:lang w:val="en-US"/>
+        </w:rPr>
         <w:t xml:space="preserve">    sd.OutputWindow = hwnd;</w:t>
       </w:r>
     </w:p>
     <w:p>
-      <w:r>
+      <w:pPr>
+        <w:rPr>
+          <w:lang w:val="en-US"/>
+        </w:rPr>
+      </w:pPr>
+      <w:r>
+        <w:rPr>
+          <w:lang w:val="en-US"/>
+        </w:rPr>
         <w:t xml:space="preserve">    sd.SampleDesc.Count = 1;</w:t>
       </w:r>
     </w:p>
     <w:p>
-      <w:r>
+      <w:pPr>
+        <w:rPr>
+          <w:lang w:val="en-US"/>
+        </w:rPr>
+      </w:pPr>
+      <w:r>
+        <w:rPr>
+          <w:lang w:val="en-US"/>
+        </w:rPr>
         <w:t xml:space="preserve">    sd.SampleDesc.Quality = 0;</w:t>
       </w:r>
     </w:p>
     <w:p>
-      <w:r>
+      <w:pPr>
+        <w:rPr>
+          <w:lang w:val="en-US"/>
+        </w:rPr>
+      </w:pPr>
+      <w:r>
+        <w:rPr>
+          <w:lang w:val="en-US"/>
+        </w:rPr>
         <w:t xml:space="preserve">    sd.Windowed = TRUE;</w:t>
       </w:r>
     </w:p>
-    <w:p/>
-    <w:p>
-      <w:r>
+    <w:p>
+      <w:pPr>
+        <w:rPr>
+          <w:lang w:val="en-US"/>
+        </w:rPr>
+      </w:pPr>
+    </w:p>
+    <w:p>
+      <w:pPr>
+        <w:rPr>
+          <w:lang w:val="en-US"/>
+        </w:rPr>
+      </w:pPr>
+      <w:r>
+        <w:rPr>
+          <w:lang w:val="en-US"/>
+        </w:rPr>
         <w:t xml:space="preserve">    D3D_DRIVER_TYPE driverType = D3D_DRIVER_TYPE_HARDWARE;</w:t>
       </w:r>
     </w:p>
     <w:p>
-      <w:r>
+      <w:pPr>
+        <w:rPr>
+          <w:lang w:val="en-US"/>
+        </w:rPr>
+      </w:pPr>
+      <w:r>
+        <w:rPr>
+          <w:lang w:val="en-US"/>
+        </w:rPr>
         <w:t xml:space="preserve">    D3D_FEATURE_LEVEL featureLevel = D3D_FEATURE_LEVEL_11_0;</w:t>
       </w:r>
     </w:p>
-    <w:p/>
-    <w:p>
-      <w:r>
+    <w:p>
+      <w:pPr>
+        <w:rPr>
+          <w:lang w:val="en-US"/>
+        </w:rPr>
+      </w:pPr>
+    </w:p>
+    <w:p>
+      <w:pPr>
+        <w:rPr>
+          <w:lang w:val="en-US"/>
+        </w:rPr>
+      </w:pPr>
+      <w:r>
+        <w:rPr>
+          <w:lang w:val="en-US"/>
+        </w:rPr>
         <w:t xml:space="preserve">    hr = D3D11CreateDeviceAndSwapChain(NULL, driverType, NULL, 0, &amp;featureLevel, 1,</w:t>
       </w:r>
     </w:p>
     <w:p>
-      <w:r>
+      <w:pPr>
+        <w:rPr>
+          <w:lang w:val="en-US"/>
+        </w:rPr>
+      </w:pPr>
+      <w:r>
+        <w:rPr>
+          <w:lang w:val="en-US"/>
+        </w:rPr>
         <w:t xml:space="preserve">        D3D11_SDK_VERSION, &amp;sd, &amp;g_pSwapChain, &amp;g_pd3dDevice, NULL, &amp;g_pImmediateContext);</w:t>
       </w:r>
     </w:p>
     <w:p>
-      <w:r>
+      <w:pPr>
+        <w:rPr>
+          <w:lang w:val="en-US"/>
+        </w:rPr>
+      </w:pPr>
+      <w:r>
+        <w:rPr>
+          <w:lang w:val="en-US"/>
+        </w:rPr>
         <w:t xml:space="preserve">    if (FAILED(hr)) return hr;</w:t>
       </w:r>
     </w:p>
-    <w:p/>
-    <w:p>
-      <w:r>
+    <w:p>
+      <w:pPr>
+        <w:rPr>
+          <w:lang w:val="en-US"/>
+        </w:rPr>
+      </w:pPr>
+    </w:p>
+    <w:p>
+      <w:r>
+        <w:rPr>
+          <w:lang w:val="en-US"/>
+        </w:rPr>
         <w:lastRenderedPageBreak/>
-        <w:t xml:space="preserve">    ID3D11Texture2D* pBackBuffer = NULL;</w:t>
+        <w:t xml:space="preserve">    </w:t>
+      </w:r>
+      <w:r>
+        <w:t>ID3D11Texture2D* pBackBuffer = NULL;</w:t>
       </w:r>
     </w:p>
     <w:p>
@@ -8218,7 +8446,7 @@
     </w:p>
     <w:p>
       <w:r>
-        <w:t xml:space="preserve">                g_pImmediateContext-&gt;PSSetShaderResources(1, 1, &amp;g_pCpuTextureSRV);</w:t>
+        <w:t xml:space="preserve">                g_pImmediateContext-&gt;PSSetShaderResources(2, 1, &amp;g_pCpuTextureSRV);</w:t>
       </w:r>
     </w:p>
     <w:p>
@@ -8233,7 +8461,7 @@
     </w:p>
     <w:p>
       <w:r>
-        <w:t xml:space="preserve">                g_pImmediateContext-&gt;PSSetShaderResources(1, 1, &amp;g_pStage3SRV);</w:t>
+        <w:t xml:space="preserve">                g_pImmediateContext-&gt;PSSetShaderResources(2, 1, &amp;g_pStage3SRV);</w:t>
       </w:r>
     </w:p>
     <w:p>
@@ -8254,7 +8482,7 @@
     </w:p>
     <w:p>
       <w:r>
-        <w:t xml:space="preserve">            g_pImmediateContext-&gt;PSSetShaderResources(1, 1, nullSRV);</w:t>
+        <w:t xml:space="preserve">            g_pImmediateContext-&gt;PSSetShaderResources(2, 1, nullSRV);</w:t>
       </w:r>
     </w:p>
     <w:p>
@@ -9889,12 +10117,23 @@
     <w:p/>
     <w:p>
       <w:r>
-        <w:t xml:space="preserve">        g_currentImgWidth = paddedWidth;   // Строго paddedWidth (184)! Никаких imgWidth.</w:t>
-      </w:r>
-    </w:p>
-    <w:p>
-      <w:r>
-        <w:t xml:space="preserve">        g_currentImgHeight = paddedHeight; // Строго paddedHeight (184)!</w:t>
+        <w:t xml:space="preserve">            g_currentImgWidth = paddedWidth;   // Строго paddedWidth (184)! Никаких imgWidth.</w:t>
+      </w:r>
+    </w:p>
+    <w:p>
+      <w:r>
+        <w:t xml:space="preserve">            g_currentImgHeight = paddedHeight; // Строго paddedHeight (184)!</w:t>
+      </w:r>
+    </w:p>
+    <w:p/>
+    <w:p>
+      <w:r>
+        <w:t xml:space="preserve">            g_bFitToWindow = true; // Подтверждаем режим авто-вписывания в памяти</w:t>
+      </w:r>
+    </w:p>
+    <w:p>
+      <w:r>
+        <w:t xml:space="preserve">            PostMessage(hwnd, WM_COMMAND, IDM_ZOOM_FIT, 0); // Кидаем команду "Вписать в кадр" в очередь</w:t>
       </w:r>
     </w:p>
     <w:p>
@@ -10002,44 +10241,230 @@
     </w:p>
     <w:p>
       <w:r>
+        <w:t xml:space="preserve">                cpuInitData.SysMemPitch = paddedWidth * sizeof(UINT);</w:t>
+      </w:r>
+    </w:p>
+    <w:p/>
+    <w:p>
+      <w:r>
+        <w:t xml:space="preserve">                // Физически создаем холст результатов CPU на видеокарте</w:t>
+      </w:r>
+    </w:p>
+    <w:p>
+      <w:r>
+        <w:t xml:space="preserve">                ID3D11Texture2D* pCpuTex = NULL;</w:t>
+      </w:r>
+    </w:p>
+    <w:p>
+      <w:r>
+        <w:t xml:space="preserve">                if (SUCCEEDED(g_pd3dDevice-&gt;CreateTexture2D(&amp;cpuDesc, &amp;cpuInitData, &amp;pCpuTex)))</w:t>
+      </w:r>
+    </w:p>
+    <w:p>
+      <w:r>
+        <w:t xml:space="preserve">                {</w:t>
+      </w:r>
+    </w:p>
+    <w:p>
+      <w:r>
+        <w:t xml:space="preserve">                    g_pd3dDevice-&gt;CreateShaderResourceView(pCpuTex, NULL, &amp;g_pCpuTextureSRV);</w:t>
+      </w:r>
+    </w:p>
+    <w:p>
+      <w:r>
+        <w:t xml:space="preserve">                    pCpuTex-&gt;Release();</w:t>
+      </w:r>
+    </w:p>
+    <w:p>
+      <w:r>
+        <w:t xml:space="preserve">                }</w:t>
+      </w:r>
+    </w:p>
+    <w:p>
+      <w:r>
+        <w:t xml:space="preserve">            }</w:t>
+      </w:r>
+    </w:p>
+    <w:p/>
+    <w:p>
+      <w:r>
+        <w:t xml:space="preserve">            // Освобождаем временный массив результатов процессора из ОЗУ</w:t>
+      </w:r>
+    </w:p>
+    <w:p>
+      <w:r>
+        <w:t xml:space="preserve">            delete[] pCpuOutPixels;</w:t>
+      </w:r>
+    </w:p>
+    <w:p>
+      <w:r>
+        <w:t xml:space="preserve">        }</w:t>
+      </w:r>
+    </w:p>
+    <w:p/>
+    <w:p>
+      <w:r>
+        <w:t xml:space="preserve">        // ========================================================================</w:t>
+      </w:r>
+    </w:p>
+    <w:p>
+      <w:r>
+        <w:t xml:space="preserve">        // СИНХРОНИЗАЦИЯ С КОДОМ 2011 ГОДА: ДИНАМИЧЕСКИЙ РЕЗАЙЗ СКРЫТЫХ БУФЕРОВ</w:t>
+      </w:r>
+    </w:p>
+    <w:p>
+      <w:r>
+        <w:t xml:space="preserve">        // ========================================================================</w:t>
+      </w:r>
+    </w:p>
+    <w:p>
+      <w:r>
+        <w:t xml:space="preserve">        if (SUCCEEDED(hr))</w:t>
+      </w:r>
+    </w:p>
+    <w:p>
+      <w:r>
+        <w:t xml:space="preserve">        {</w:t>
+      </w:r>
+    </w:p>
+    <w:p>
+      <w:r>
+        <w:t xml:space="preserve">            // Чисто освобождаем все старые скрытые буферы из видеопамяти [INDEX_45, INDEX_46]</w:t>
+      </w:r>
+    </w:p>
+    <w:p>
+      <w:r>
+        <w:t xml:space="preserve">            if (g_pStage1RTV) { g_pStage1RTV-&gt;Release(); g_pStage1RTV = NULL; }</w:t>
+      </w:r>
+    </w:p>
+    <w:p>
+      <w:r>
+        <w:t xml:space="preserve">            if (g_pStage1SRV) { g_pStage1SRV-&gt;Release(); g_pStage1SRV = NULL; }</w:t>
+      </w:r>
+    </w:p>
+    <w:p>
+      <w:r>
+        <w:t xml:space="preserve">            if (g_pStage2RTV) { g_pStage2RTV-&gt;Release(); g_pStage2RTV = NULL; }</w:t>
+      </w:r>
+    </w:p>
+    <w:p>
+      <w:r>
+        <w:t xml:space="preserve">            if (g_pStage2SRV) { g_pStage2SRV-&gt;Release(); g_pStage2SRV = NULL; }</w:t>
+      </w:r>
+    </w:p>
+    <w:p>
+      <w:r>
+        <w:t xml:space="preserve">            if (g_pStage3RTV) { g_pStage3RTV-&gt;Release(); g_pStage3RTV = NULL; }</w:t>
+      </w:r>
+    </w:p>
+    <w:p>
+      <w:r>
+        <w:t xml:space="preserve">            if (g_pStage3SRV) { g_pStage3SRV-&gt;Release(); g_pStage3SRV = NULL; }</w:t>
+      </w:r>
+    </w:p>
+    <w:p/>
+    <w:p>
+      <w:r>
+        <w:t xml:space="preserve">            // Вычисляем правильные пирамидальные размеры сжатия [INDEX_79]</w:t>
+      </w:r>
+    </w:p>
+    <w:p>
+      <w:r>
         <w:lastRenderedPageBreak/>
-        <w:t xml:space="preserve">                cpuInitData.SysMemPitch = paddedWidth * sizeof(UINT);</w:t>
-      </w:r>
-    </w:p>
-    <w:p/>
-    <w:p>
-      <w:r>
-        <w:t xml:space="preserve">                // Физически создаем холст результатов CPU на видеокарте</w:t>
-      </w:r>
-    </w:p>
-    <w:p>
-      <w:r>
-        <w:t xml:space="preserve">                ID3D11Texture2D* pCpuTex = NULL;</w:t>
-      </w:r>
-    </w:p>
-    <w:p>
-      <w:r>
-        <w:t xml:space="preserve">                if (SUCCEEDED(g_pd3dDevice-&gt;CreateTexture2D(&amp;cpuDesc, &amp;cpuInitData, &amp;pCpuTex)))</w:t>
-      </w:r>
-    </w:p>
-    <w:p>
-      <w:r>
-        <w:t xml:space="preserve">                {</w:t>
-      </w:r>
-    </w:p>
-    <w:p>
-      <w:r>
-        <w:t xml:space="preserve">                    g_pd3dDevice-&gt;CreateShaderResourceView(pCpuTex, NULL, &amp;g_pCpuTextureSRV);</w:t>
-      </w:r>
-    </w:p>
-    <w:p>
-      <w:r>
-        <w:t xml:space="preserve">                    pCpuTex-&gt;Release();</w:t>
-      </w:r>
-    </w:p>
-    <w:p>
-      <w:r>
-        <w:t xml:space="preserve">                }</w:t>
+        <w:t xml:space="preserve">            UINT stage1Width = (imgWidth / 4 &gt; 0) ? imgWidth / 4 : 1;</w:t>
+      </w:r>
+    </w:p>
+    <w:p>
+      <w:r>
+        <w:t xml:space="preserve">            UINT stage1Height = (imgHeight / 4 &gt; 0) ? imgHeight / 4 : 1;</w:t>
+      </w:r>
+    </w:p>
+    <w:p/>
+    <w:p>
+      <w:r>
+        <w:t xml:space="preserve">            UINT stage2Width = (imgWidth / 8 &gt; 0) ? imgWidth / 8 : 1;</w:t>
+      </w:r>
+    </w:p>
+    <w:p>
+      <w:r>
+        <w:t xml:space="preserve">            UINT stage2Height = (imgHeight / 8 &gt; 0) ? imgHeight / 8 : 1;</w:t>
+      </w:r>
+    </w:p>
+    <w:p/>
+    <w:p>
+      <w:r>
+        <w:t xml:space="preserve">            // --- Создаем буфер Stage 1 (Меньше в 4 раза под блоки 4х4) ---</w:t>
+      </w:r>
+    </w:p>
+    <w:p>
+      <w:r>
+        <w:t xml:space="preserve">            D3D11_TEXTURE2D_DESC descS1 = {};</w:t>
+      </w:r>
+    </w:p>
+    <w:p>
+      <w:r>
+        <w:t xml:space="preserve">            descS1.Width = stage1Width;</w:t>
+      </w:r>
+    </w:p>
+    <w:p>
+      <w:r>
+        <w:t xml:space="preserve">            descS1.Height = stage1Height;</w:t>
+      </w:r>
+    </w:p>
+    <w:p>
+      <w:r>
+        <w:t xml:space="preserve">            descS1.MipLevels = 1;</w:t>
+      </w:r>
+    </w:p>
+    <w:p>
+      <w:r>
+        <w:t xml:space="preserve">            descS1.ArraySize = 1;</w:t>
+      </w:r>
+    </w:p>
+    <w:p>
+      <w:r>
+        <w:t xml:space="preserve">            descS1.Format = DXGI_FORMAT_R8G8B8A8_UNORM;</w:t>
+      </w:r>
+    </w:p>
+    <w:p>
+      <w:r>
+        <w:t xml:space="preserve">            descS1.SampleDesc.Count = 1;</w:t>
+      </w:r>
+    </w:p>
+    <w:p>
+      <w:r>
+        <w:t xml:space="preserve">            descS1.Usage = D3D11_USAGE_DEFAULT;</w:t>
+      </w:r>
+    </w:p>
+    <w:p>
+      <w:r>
+        <w:t xml:space="preserve">            descS1.BindFlags = D3D11_BIND_RENDER_TARGET | D3D11_BIND_SHADER_RESOURCE;</w:t>
+      </w:r>
+    </w:p>
+    <w:p/>
+    <w:p>
+      <w:r>
+        <w:t xml:space="preserve">            ID3D11Texture2D* pTexS1 = NULL;</w:t>
+      </w:r>
+    </w:p>
+    <w:p>
+      <w:r>
+        <w:t xml:space="preserve">            if (SUCCEEDED(g_pd3dDevice-&gt;CreateTexture2D(&amp;descS1, NULL, &amp;pTexS1))) {</w:t>
+      </w:r>
+    </w:p>
+    <w:p>
+      <w:r>
+        <w:t xml:space="preserve">                g_pd3dDevice-&gt;CreateRenderTargetView(pTexS1, NULL, &amp;g_pStage1RTV);</w:t>
+      </w:r>
+    </w:p>
+    <w:p>
+      <w:r>
+        <w:t xml:space="preserve">                g_pd3dDevice-&gt;CreateShaderResourceView(pTexS1, NULL, &amp;g_pStage1SRV);</w:t>
+      </w:r>
+    </w:p>
+    <w:p>
+      <w:r>
+        <w:t xml:space="preserve">                pTexS1-&gt;Release();</w:t>
       </w:r>
     </w:p>
     <w:p>
@@ -10050,12 +10475,171 @@
     <w:p/>
     <w:p>
       <w:r>
-        <w:t xml:space="preserve">            // Освобождаем временный массив результатов процессора из ОЗУ</w:t>
-      </w:r>
-    </w:p>
-    <w:p>
-      <w:r>
-        <w:t xml:space="preserve">            delete[] pCpuOutPixels;</w:t>
+        <w:t xml:space="preserve">            // --- Создаем буфер Stage 2 (Меньше в 8 раз под макроблоки 8х8) ---</w:t>
+      </w:r>
+    </w:p>
+    <w:p>
+      <w:r>
+        <w:t xml:space="preserve">            D3D11_TEXTURE2D_DESC descS2 = {};</w:t>
+      </w:r>
+    </w:p>
+    <w:p>
+      <w:r>
+        <w:t xml:space="preserve">            descS2.Width = stage2Width;</w:t>
+      </w:r>
+    </w:p>
+    <w:p>
+      <w:r>
+        <w:t xml:space="preserve">            descS2.Height = stage2Height;</w:t>
+      </w:r>
+    </w:p>
+    <w:p>
+      <w:r>
+        <w:t xml:space="preserve">            descS2.MipLevels = 1;</w:t>
+      </w:r>
+    </w:p>
+    <w:p>
+      <w:r>
+        <w:t xml:space="preserve">            descS2.ArraySize = 1;</w:t>
+      </w:r>
+    </w:p>
+    <w:p>
+      <w:r>
+        <w:t xml:space="preserve">            descS2.Format = DXGI_FORMAT_R8G8B8A8_UNORM;</w:t>
+      </w:r>
+    </w:p>
+    <w:p>
+      <w:r>
+        <w:t xml:space="preserve">            descS2.SampleDesc.Count = 1;</w:t>
+      </w:r>
+    </w:p>
+    <w:p>
+      <w:r>
+        <w:lastRenderedPageBreak/>
+        <w:t xml:space="preserve">            descS2.Usage = D3D11_USAGE_DEFAULT;</w:t>
+      </w:r>
+    </w:p>
+    <w:p>
+      <w:r>
+        <w:t xml:space="preserve">            descS2.BindFlags = D3D11_BIND_RENDER_TARGET | D3D11_BIND_SHADER_RESOURCE;</w:t>
+      </w:r>
+    </w:p>
+    <w:p/>
+    <w:p>
+      <w:r>
+        <w:t xml:space="preserve">            ID3D11Texture2D* pTexS2 = NULL;</w:t>
+      </w:r>
+    </w:p>
+    <w:p>
+      <w:r>
+        <w:t xml:space="preserve">            if (SUCCEEDED(g_pd3dDevice-&gt;CreateTexture2D(&amp;descS2, NULL, &amp;pTexS2))) {</w:t>
+      </w:r>
+    </w:p>
+    <w:p>
+      <w:r>
+        <w:t xml:space="preserve">                g_pd3dDevice-&gt;CreateRenderTargetView(pTexS2, NULL, &amp;g_pStage2RTV);</w:t>
+      </w:r>
+    </w:p>
+    <w:p>
+      <w:r>
+        <w:t xml:space="preserve">                g_pd3dDevice-&gt;CreateShaderResourceView(pTexS2, NULL, &amp;g_pStage2SRV);</w:t>
+      </w:r>
+    </w:p>
+    <w:p>
+      <w:r>
+        <w:t xml:space="preserve">                pTexS2-&gt;Release();</w:t>
+      </w:r>
+    </w:p>
+    <w:p>
+      <w:r>
+        <w:t xml:space="preserve">            }</w:t>
+      </w:r>
+    </w:p>
+    <w:p/>
+    <w:p>
+      <w:r>
+        <w:t xml:space="preserve">            // --- Создаем буфер Stage 3 (ПОЛНОРАЗМЕРНЫЙ под гладкий финальный кадр) ---</w:t>
+      </w:r>
+    </w:p>
+    <w:p>
+      <w:r>
+        <w:t xml:space="preserve">            // --- ИСПРАВЛЕНИЕ: ПЕРЕВОДИМ STAGE 3 В НАСТОЯЩИЙ HDR-ФОРМАТ С ПЛАВАЮЩЕЙ ТОЧКОЙ ---</w:t>
+      </w:r>
+    </w:p>
+    <w:p>
+      <w:r>
+        <w:t xml:space="preserve">            D3D11_TEXTURE2D_DESC descS3 = {};</w:t>
+      </w:r>
+    </w:p>
+    <w:p>
+      <w:r>
+        <w:t xml:space="preserve">            descS3.Width = imgWidth;</w:t>
+      </w:r>
+    </w:p>
+    <w:p>
+      <w:r>
+        <w:t xml:space="preserve">            descS3.Height = imgHeight;</w:t>
+      </w:r>
+    </w:p>
+    <w:p>
+      <w:r>
+        <w:t xml:space="preserve">            descS3.MipLevels = 1;</w:t>
+      </w:r>
+    </w:p>
+    <w:p>
+      <w:r>
+        <w:t xml:space="preserve">            descS3.ArraySize = 1;</w:t>
+      </w:r>
+    </w:p>
+    <w:p>
+      <w:r>
+        <w:t xml:space="preserve">            descS3.Format = DXGI_FORMAT_R16G16B16A16_FLOAT; // ВКЛЮЧИЛИ 16-БИТНЫЙ FLOAT ДЛЯ МАТЕМАТИКИ ИЗ 2011 ГОДА!</w:t>
+      </w:r>
+    </w:p>
+    <w:p>
+      <w:r>
+        <w:t xml:space="preserve">            descS3.SampleDesc.Count = 1;</w:t>
+      </w:r>
+    </w:p>
+    <w:p>
+      <w:r>
+        <w:t xml:space="preserve">            descS3.Usage = D3D11_USAGE_DEFAULT;</w:t>
+      </w:r>
+    </w:p>
+    <w:p>
+      <w:r>
+        <w:t xml:space="preserve">            descS3.BindFlags = D3D11_BIND_RENDER_TARGET | D3D11_BIND_SHADER_RESOURCE;</w:t>
+      </w:r>
+    </w:p>
+    <w:p/>
+    <w:p>
+      <w:r>
+        <w:t xml:space="preserve">            ID3D11Texture2D* pTexS3 = NULL;</w:t>
+      </w:r>
+    </w:p>
+    <w:p>
+      <w:r>
+        <w:t xml:space="preserve">            if (SUCCEEDED(g_pd3dDevice-&gt;CreateTexture2D(&amp;descS3, NULL, &amp;pTexS3))) {</w:t>
+      </w:r>
+    </w:p>
+    <w:p>
+      <w:r>
+        <w:t xml:space="preserve">                g_pd3dDevice-&gt;CreateRenderTargetView(pTexS3, NULL, &amp;g_pStage3RTV);</w:t>
+      </w:r>
+    </w:p>
+    <w:p>
+      <w:r>
+        <w:t xml:space="preserve">                g_pd3dDevice-&gt;CreateShaderResourceView(pTexS3, NULL, &amp;g_pStage3SRV);</w:t>
+      </w:r>
+    </w:p>
+    <w:p>
+      <w:r>
+        <w:t xml:space="preserve">                pTexS3-&gt;Release();</w:t>
+      </w:r>
+    </w:p>
+    <w:p>
+      <w:r>
+        <w:t xml:space="preserve">            }</w:t>
       </w:r>
     </w:p>
     <w:p>
@@ -10063,25 +10647,121 @@
         <w:t xml:space="preserve">        }</w:t>
       </w:r>
     </w:p>
-    <w:p/>
-    <w:p>
-      <w:r>
-        <w:t xml:space="preserve">        // ========================================================================</w:t>
-      </w:r>
-    </w:p>
-    <w:p>
-      <w:r>
-        <w:t xml:space="preserve">        // СИНХРОНИЗАЦИЯ С КОДОМ 2011 ГОДА: ДИНАМИЧЕСКИЙ РЕЗАЙЗ СКРЫТЫХ БУФЕРОВ</w:t>
-      </w:r>
-    </w:p>
-    <w:p>
-      <w:r>
-        <w:t xml:space="preserve">        // ========================================================================</w:t>
-      </w:r>
-    </w:p>
-    <w:p>
-      <w:r>
-        <w:t xml:space="preserve">        if (SUCCEEDED(hr))</w:t>
+    <w:p>
+      <w:r>
+        <w:t xml:space="preserve">        if (g_pStageMasterRTV) { g_pStageMasterRTV-&gt;Release(); g_pStageMasterRTV = NULL; }</w:t>
+      </w:r>
+    </w:p>
+    <w:p>
+      <w:r>
+        <w:t xml:space="preserve">        if (g_pStageMasterSRV) { g_pStageMasterSRV-&gt;Release(); g_pStageMasterSRV = NULL; }</w:t>
+      </w:r>
+    </w:p>
+    <w:p/>
+    <w:p>
+      <w:r>
+        <w:t xml:space="preserve">        D3D11_TEXTURE2D_DESC descMaster = {};</w:t>
+      </w:r>
+    </w:p>
+    <w:p>
+      <w:r>
+        <w:t xml:space="preserve">        descMaster.Width = imgWidth;</w:t>
+      </w:r>
+    </w:p>
+    <w:p>
+      <w:r>
+        <w:t xml:space="preserve">        descMaster.Height = imgHeight;</w:t>
+      </w:r>
+    </w:p>
+    <w:p>
+      <w:r>
+        <w:t xml:space="preserve">        descMaster.MipLevels = 1;</w:t>
+      </w:r>
+    </w:p>
+    <w:p>
+      <w:r>
+        <w:t xml:space="preserve">        descMaster.ArraySize = 1;</w:t>
+      </w:r>
+    </w:p>
+    <w:p>
+      <w:r>
+        <w:t xml:space="preserve">        descMaster.Format = DXGI_FORMAT_R8G8B8A8_UNORM;</w:t>
+      </w:r>
+    </w:p>
+    <w:p>
+      <w:r>
+        <w:t xml:space="preserve">        descMaster.SampleDesc.Count = 1;</w:t>
+      </w:r>
+    </w:p>
+    <w:p>
+      <w:r>
+        <w:t xml:space="preserve">        descMaster.Usage = D3D11_USAGE_DEFAULT;</w:t>
+      </w:r>
+    </w:p>
+    <w:p>
+      <w:r>
+        <w:t xml:space="preserve">        descMaster.BindFlags = D3D11_BIND_RENDER_TARGET | D3D11_BIND_SHADER_RESOURCE;</w:t>
+      </w:r>
+    </w:p>
+    <w:p/>
+    <w:p>
+      <w:r>
+        <w:t xml:space="preserve">        ID3D11Texture2D* pTexMaster = NULL;</w:t>
+      </w:r>
+    </w:p>
+    <w:p>
+      <w:r>
+        <w:t xml:space="preserve">        if (SUCCEEDED(g_pd3dDevice-&gt;CreateTexture2D(&amp;descMaster, NULL, &amp;pTexMaster))) {</w:t>
+      </w:r>
+    </w:p>
+    <w:p>
+      <w:r>
+        <w:t xml:space="preserve">            g_pd3dDevice-&gt;CreateRenderTargetView(pTexMaster, NULL, &amp;g_pStageMasterRTV);</w:t>
+      </w:r>
+    </w:p>
+    <w:p>
+      <w:r>
+        <w:t xml:space="preserve">            g_pd3dDevice-&gt;CreateShaderResourceView(pTexMaster, NULL, &amp;g_pStageMasterSRV);</w:t>
+      </w:r>
+    </w:p>
+    <w:p>
+      <w:r>
+        <w:t xml:space="preserve">            pTexMaster-&gt;Release();</w:t>
+      </w:r>
+    </w:p>
+    <w:p>
+      <w:r>
+        <w:t xml:space="preserve">        }</w:t>
+      </w:r>
+    </w:p>
+    <w:p>
+      <w:r>
+        <w:t xml:space="preserve">    }</w:t>
+      </w:r>
+    </w:p>
+    <w:p>
+      <w:r>
+        <w:t xml:space="preserve">    // === ИСПРАВЛЕНИЕ: ЖЕСТКОЕ И БЕЗОПАСНОЕ ИЗМЕНЕНИЕ РАЗМЕРОВ ОКНА ПРИ ОТКРЫТИИ ФАЙЛА ===</w:t>
+      </w:r>
+    </w:p>
+    <w:p>
+      <w:r>
+        <w:t xml:space="preserve">    if (SUCCEEDED(hr))</w:t>
+      </w:r>
+    </w:p>
+    <w:p>
+      <w:r>
+        <w:t xml:space="preserve">    {</w:t>
+      </w:r>
+    </w:p>
+    <w:p>
+      <w:r>
+        <w:t xml:space="preserve">        HWND hMainWnd = FindWindowW(L"MyShaderVideoPlayerClass", NULL);</w:t>
+      </w:r>
+    </w:p>
+    <w:p>
+      <w:r>
+        <w:t xml:space="preserve">        if (hMainWnd)</w:t>
       </w:r>
     </w:p>
     <w:p>
@@ -10091,410 +10771,494 @@
     </w:p>
     <w:p>
       <w:r>
-        <w:t xml:space="preserve">            // Чисто освобождаем все старые скрытые буферы из видеопамяти [INDEX_45, INDEX_46]</w:t>
-      </w:r>
-    </w:p>
-    <w:p>
-      <w:r>
-        <w:t xml:space="preserve">            if (g_pStage1RTV) { g_pStage1RTV-&gt;Release(); g_pStage1RTV = NULL; }</w:t>
-      </w:r>
-    </w:p>
-    <w:p>
-      <w:r>
-        <w:t xml:space="preserve">            if (g_pStage1SRV) { g_pStage1SRV-&gt;Release(); g_pStage1SRV = NULL; }</w:t>
-      </w:r>
-    </w:p>
-    <w:p>
-      <w:r>
-        <w:t xml:space="preserve">            if (g_pStage2RTV) { g_pStage2RTV-&gt;Release(); g_pStage2RTV = NULL; }</w:t>
-      </w:r>
-    </w:p>
-    <w:p>
-      <w:r>
-        <w:t xml:space="preserve">            if (g_pStage2SRV) { g_pStage2SRV-&gt;Release(); g_pStage2SRV = NULL; }</w:t>
-      </w:r>
-    </w:p>
-    <w:p>
-      <w:r>
-        <w:t xml:space="preserve">            if (g_pStage3RTV) { g_pStage3RTV-&gt;Release(); g_pStage3RTV = NULL; }</w:t>
-      </w:r>
-    </w:p>
-    <w:p>
-      <w:r>
-        <w:t xml:space="preserve">            if (g_pStage3SRV) { g_pStage3SRV-&gt;Release(); g_pStage3SRV = NULL; }</w:t>
-      </w:r>
-    </w:p>
-    <w:p/>
-    <w:p>
-      <w:r>
-        <w:t xml:space="preserve">            // Вычисляем правильные пирамидальные размеры сжатия [INDEX_79]</w:t>
-      </w:r>
-    </w:p>
-    <w:p>
-      <w:r>
-        <w:t xml:space="preserve">            UINT stage1Width = (imgWidth / 4 &gt; 0) ? imgWidth / 4 : 1;</w:t>
-      </w:r>
-    </w:p>
-    <w:p>
-      <w:r>
-        <w:t xml:space="preserve">            UINT stage1Height = (imgHeight / 4 &gt; 0) ? imgHeight / 4 : 1;</w:t>
-      </w:r>
-    </w:p>
-    <w:p/>
+        <w:t xml:space="preserve">            // Рассчитываем габариты окна с учетом меню и заголовка Windows</w:t>
+      </w:r>
+    </w:p>
+    <w:p>
+      <w:r>
+        <w:t xml:space="preserve">            RECT rc = { 0, 0, (LONG)imgWidth, (LONG)imgHeight };</w:t>
+      </w:r>
+    </w:p>
+    <w:p>
+      <w:r>
+        <w:t xml:space="preserve">            AdjustWindowRect(&amp;rc, WS_OVERLAPPEDWINDOW, TRUE);</w:t>
+      </w:r>
+    </w:p>
+    <w:p/>
+    <w:p>
+      <w:r>
+        <w:t xml:space="preserve">            // Физически раздвигаем окно под размер картинки!</w:t>
+      </w:r>
+    </w:p>
+    <w:p>
+      <w:r>
+        <w:t xml:space="preserve">            MoveWindow(hMainWnd, 100, 100, rc.right - rc.left, rc.bottom - rc.top, TRUE);</w:t>
+      </w:r>
+    </w:p>
+    <w:p>
+      <w:r>
+        <w:t xml:space="preserve">        }</w:t>
+      </w:r>
+    </w:p>
+    <w:p>
+      <w:r>
+        <w:t xml:space="preserve">    }</w:t>
+      </w:r>
+    </w:p>
+    <w:p/>
+    <w:p>
+      <w:r>
+        <w:t xml:space="preserve">    // ========================================================================</w:t>
+      </w:r>
+    </w:p>
+    <w:p>
+      <w:r>
+        <w:t>// НАСТРОЙКА ДИАПАЗОНОВ С КРОЛЛИНГА ПОД РАЗМЕР КАРТИНКИ</w:t>
+      </w:r>
+    </w:p>
+    <w:p>
+      <w:r>
+        <w:t>// ========================================================================</w:t>
+      </w:r>
+    </w:p>
+    <w:p>
+      <w:r>
+        <w:t xml:space="preserve">    if (SUCCEEDED(hr))</w:t>
+      </w:r>
+    </w:p>
+    <w:p>
+      <w:r>
+        <w:t xml:space="preserve">    {</w:t>
+      </w:r>
+    </w:p>
+    <w:p>
+      <w:r>
+        <w:t xml:space="preserve">        // Сохраняем размеры файла для обработчика прокрутки</w:t>
+      </w:r>
+    </w:p>
+    <w:p>
+      <w:r>
+        <w:t xml:space="preserve">        g_currentImgWidth = imgWidth;</w:t>
+      </w:r>
+    </w:p>
+    <w:p>
+      <w:r>
+        <w:t xml:space="preserve">        g_currentImgHeight = imgHeight;</w:t>
+      </w:r>
+    </w:p>
+    <w:p>
+      <w:r>
+        <w:t xml:space="preserve">        g_scrollX = 0;</w:t>
+      </w:r>
+    </w:p>
+    <w:p>
+      <w:r>
+        <w:t xml:space="preserve">        g_scrollY = 0;</w:t>
+      </w:r>
+    </w:p>
+    <w:p/>
+    <w:p>
+      <w:r>
+        <w:t xml:space="preserve">        // === АВТОМАТИЧЕСКИЙ РАСЧЕТ КОЭФФИЦИЕНТОВ СКОРОСТИ СКРОЛЛИНГА ===</w:t>
+      </w:r>
+    </w:p>
+    <w:p>
+      <w:r>
+        <w:t xml:space="preserve">        g_scrollMultiplierX = (imgWidth &gt; (UINT)g_wndW) ? ((float)imgWidth / g_wndW) : 1.0f;</w:t>
+      </w:r>
+    </w:p>
+    <w:p>
+      <w:r>
+        <w:t xml:space="preserve">        g_scrollMultiplierY = (imgHeight &gt; (UINT)g_wndH) ? ((float)imgHeight / g_wndH) : 1.0f;</w:t>
+      </w:r>
+    </w:p>
+    <w:p/>
+    <w:p>
+      <w:r>
+        <w:t xml:space="preserve">        HWND hMainWnd = FindWindowW(L"MyShaderVideoPlayerClass", NULL);</w:t>
+      </w:r>
+    </w:p>
+    <w:p>
+      <w:r>
+        <w:t xml:space="preserve">        if (hMainWnd)</w:t>
+      </w:r>
+    </w:p>
+    <w:p>
+      <w:r>
+        <w:t xml:space="preserve">        {</w:t>
+      </w:r>
+    </w:p>
+    <w:p>
+      <w:r>
+        <w:t xml:space="preserve">            // Настраиваем горизонтальный ползунок (X)</w:t>
+      </w:r>
+    </w:p>
+    <w:p>
+      <w:r>
+        <w:t xml:space="preserve">            SCROLLINFO siX = {};</w:t>
+      </w:r>
+    </w:p>
+    <w:p>
+      <w:r>
+        <w:t xml:space="preserve">            siX.cbSize = sizeof(SCROLLINFO);</w:t>
+      </w:r>
+    </w:p>
+    <w:p>
+      <w:r>
+        <w:t xml:space="preserve">            siX.fMask = SIF_RANGE | SIF_PAGE | SIF_POS;</w:t>
+      </w:r>
+    </w:p>
+    <w:p>
+      <w:r>
+        <w:t xml:space="preserve">            siX.nMin = 0;</w:t>
+      </w:r>
+    </w:p>
+    <w:p>
+      <w:r>
+        <w:t xml:space="preserve">            siX.nMax = imgWidth;</w:t>
+      </w:r>
+    </w:p>
+    <w:p>
+      <w:r>
+        <w:t xml:space="preserve">            siX.nPage = 800; // Шаг страницы равен размеру окна</w:t>
+      </w:r>
+    </w:p>
+    <w:p>
+      <w:r>
+        <w:t xml:space="preserve">            siX.nPos = 0;</w:t>
+      </w:r>
+    </w:p>
+    <w:p>
+      <w:r>
+        <w:t xml:space="preserve">            SetScrollInfo(hMainWnd, SB_HORZ, &amp;siX, TRUE);</w:t>
+      </w:r>
+    </w:p>
+    <w:p/>
+    <w:p>
+      <w:r>
+        <w:t xml:space="preserve">            // Настраиваем вертикальный ползунок (Y)</w:t>
+      </w:r>
+    </w:p>
+    <w:p>
+      <w:r>
+        <w:t xml:space="preserve">            SCROLLINFO siY = {};</w:t>
+      </w:r>
+    </w:p>
+    <w:p>
+      <w:r>
+        <w:t xml:space="preserve">            siY.cbSize = sizeof(SCROLLINFO);</w:t>
+      </w:r>
+    </w:p>
     <w:p>
       <w:r>
         <w:lastRenderedPageBreak/>
-        <w:t xml:space="preserve">            UINT stage2Width = (imgWidth / 8 &gt; 0) ? imgWidth / 8 : 1;</w:t>
-      </w:r>
-    </w:p>
-    <w:p>
-      <w:r>
-        <w:t xml:space="preserve">            UINT stage2Height = (imgHeight / 8 &gt; 0) ? imgHeight / 8 : 1;</w:t>
-      </w:r>
-    </w:p>
-    <w:p/>
-    <w:p>
-      <w:r>
-        <w:t xml:space="preserve">            // --- Создаем буфер Stage 1 (Меньше в 4 раза под блоки 4х4) ---</w:t>
-      </w:r>
-    </w:p>
-    <w:p>
-      <w:r>
-        <w:t xml:space="preserve">            D3D11_TEXTURE2D_DESC descS1 = {};</w:t>
-      </w:r>
-    </w:p>
-    <w:p>
-      <w:r>
-        <w:t xml:space="preserve">            descS1.Width = stage1Width;</w:t>
-      </w:r>
-    </w:p>
-    <w:p>
-      <w:r>
-        <w:t xml:space="preserve">            descS1.Height = stage1Height;</w:t>
-      </w:r>
-    </w:p>
-    <w:p>
-      <w:r>
-        <w:t xml:space="preserve">            descS1.MipLevels = 1;</w:t>
-      </w:r>
-    </w:p>
-    <w:p>
-      <w:r>
-        <w:t xml:space="preserve">            descS1.ArraySize = 1;</w:t>
-      </w:r>
-    </w:p>
-    <w:p>
-      <w:r>
-        <w:t xml:space="preserve">            descS1.Format = DXGI_FORMAT_R8G8B8A8_UNORM;</w:t>
-      </w:r>
-    </w:p>
-    <w:p>
-      <w:r>
-        <w:t xml:space="preserve">            descS1.SampleDesc.Count = 1;</w:t>
-      </w:r>
-    </w:p>
-    <w:p>
-      <w:r>
-        <w:t xml:space="preserve">            descS1.Usage = D3D11_USAGE_DEFAULT;</w:t>
-      </w:r>
-    </w:p>
-    <w:p>
-      <w:r>
-        <w:t xml:space="preserve">            descS1.BindFlags = D3D11_BIND_RENDER_TARGET | D3D11_BIND_SHADER_RESOURCE;</w:t>
-      </w:r>
-    </w:p>
-    <w:p/>
-    <w:p>
-      <w:r>
-        <w:t xml:space="preserve">            ID3D11Texture2D* pTexS1 = NULL;</w:t>
-      </w:r>
-    </w:p>
-    <w:p>
-      <w:r>
-        <w:t xml:space="preserve">            if (SUCCEEDED(g_pd3dDevice-&gt;CreateTexture2D(&amp;descS1, NULL, &amp;pTexS1))) {</w:t>
-      </w:r>
-    </w:p>
-    <w:p>
-      <w:r>
-        <w:t xml:space="preserve">                g_pd3dDevice-&gt;CreateRenderTargetView(pTexS1, NULL, &amp;g_pStage1RTV);</w:t>
-      </w:r>
-    </w:p>
-    <w:p>
-      <w:r>
-        <w:t xml:space="preserve">                g_pd3dDevice-&gt;CreateShaderResourceView(pTexS1, NULL, &amp;g_pStage1SRV);</w:t>
-      </w:r>
-    </w:p>
-    <w:p>
-      <w:r>
-        <w:t xml:space="preserve">                pTexS1-&gt;Release();</w:t>
-      </w:r>
-    </w:p>
-    <w:p>
-      <w:r>
-        <w:t xml:space="preserve">            }</w:t>
-      </w:r>
-    </w:p>
-    <w:p/>
-    <w:p>
-      <w:r>
-        <w:t xml:space="preserve">            // --- Создаем буфер Stage 2 (Меньше в 8 раз под макроблоки 8х8) ---</w:t>
-      </w:r>
-    </w:p>
-    <w:p>
-      <w:r>
-        <w:t xml:space="preserve">            D3D11_TEXTURE2D_DESC descS2 = {};</w:t>
-      </w:r>
-    </w:p>
-    <w:p>
-      <w:r>
-        <w:t xml:space="preserve">            descS2.Width = stage2Width;</w:t>
-      </w:r>
-    </w:p>
-    <w:p>
-      <w:r>
-        <w:t xml:space="preserve">            descS2.Height = stage2Height;</w:t>
-      </w:r>
-    </w:p>
-    <w:p>
-      <w:r>
-        <w:t xml:space="preserve">            descS2.MipLevels = 1;</w:t>
-      </w:r>
-    </w:p>
-    <w:p>
-      <w:r>
-        <w:t xml:space="preserve">            descS2.ArraySize = 1;</w:t>
-      </w:r>
-    </w:p>
-    <w:p>
-      <w:r>
-        <w:t xml:space="preserve">            descS2.Format = DXGI_FORMAT_R8G8B8A8_UNORM;</w:t>
-      </w:r>
-    </w:p>
-    <w:p>
-      <w:r>
-        <w:t xml:space="preserve">            descS2.SampleDesc.Count = 1;</w:t>
-      </w:r>
-    </w:p>
-    <w:p>
-      <w:r>
-        <w:t xml:space="preserve">            descS2.Usage = D3D11_USAGE_DEFAULT;</w:t>
-      </w:r>
-    </w:p>
-    <w:p>
-      <w:r>
-        <w:t xml:space="preserve">            descS2.BindFlags = D3D11_BIND_RENDER_TARGET | D3D11_BIND_SHADER_RESOURCE;</w:t>
-      </w:r>
-    </w:p>
-    <w:p/>
+        <w:t xml:space="preserve">            siY.fMask = SIF_RANGE | SIF_PAGE | SIF_POS;</w:t>
+      </w:r>
+    </w:p>
+    <w:p>
+      <w:r>
+        <w:t xml:space="preserve">            siY.nMin = 0;</w:t>
+      </w:r>
+    </w:p>
+    <w:p>
+      <w:r>
+        <w:t xml:space="preserve">            siY.nMax = imgHeight;</w:t>
+      </w:r>
+    </w:p>
+    <w:p>
+      <w:r>
+        <w:t xml:space="preserve">            siY.nPage = 600;</w:t>
+      </w:r>
+    </w:p>
+    <w:p>
+      <w:r>
+        <w:t xml:space="preserve">            siY.nPos = 0;</w:t>
+      </w:r>
+    </w:p>
+    <w:p>
+      <w:r>
+        <w:t xml:space="preserve">            SetScrollInfo(hMainWnd, SB_VERT, &amp;siY, TRUE);</w:t>
+      </w:r>
+    </w:p>
+    <w:p>
+      <w:r>
+        <w:t xml:space="preserve">        }</w:t>
+      </w:r>
+    </w:p>
+    <w:p>
+      <w:r>
+        <w:t xml:space="preserve">    }</w:t>
+      </w:r>
+    </w:p>
+    <w:p/>
+    <w:p>
+      <w:r>
+        <w:t xml:space="preserve">    // === ЗОЛОТОЕ ПРАВИЛО: ЧИСТО ЗАКРЫВАЕМ ВСЕ РЕСУРСЫ И ПАМЯТЬ БЕЗ УТЕЧЕК! ===</w:t>
+      </w:r>
+    </w:p>
+    <w:p>
+      <w:r>
+        <w:t xml:space="preserve">    delete[] pPixelsBuffer;</w:t>
+      </w:r>
+    </w:p>
+    <w:p>
+      <w:r>
+        <w:t xml:space="preserve">    pConverter-&gt;Release();</w:t>
+      </w:r>
+    </w:p>
+    <w:p>
+      <w:r>
+        <w:t xml:space="preserve">    pFrame-&gt;Release();</w:t>
+      </w:r>
+    </w:p>
+    <w:p>
+      <w:r>
+        <w:t xml:space="preserve">    pDecoder-&gt;Release();</w:t>
+      </w:r>
+    </w:p>
+    <w:p>
+      <w:r>
+        <w:t xml:space="preserve">    pWICFactory-&gt;Release();</w:t>
+      </w:r>
+    </w:p>
+    <w:p/>
+    <w:p>
+      <w:r>
+        <w:t xml:space="preserve">    return hr;</w:t>
+      </w:r>
+    </w:p>
+    <w:p>
+      <w:r>
+        <w:t>}</w:t>
+      </w:r>
+    </w:p>
+    <w:p/>
+    <w:p>
+      <w:r>
+        <w:t>// === НОВЫЙ КОД: ФУНКЦИЯ ВЫЗОВА СИСТЕМНОГО ПРОВОДНИКА WINDOWS ===</w:t>
+      </w:r>
+    </w:p>
+    <w:p>
+      <w:r>
+        <w:t>bool OpenFileDialog(HWND hwnd, bool bOpenVideo)</w:t>
+      </w:r>
+    </w:p>
+    <w:p>
+      <w:r>
+        <w:t>{</w:t>
+      </w:r>
+    </w:p>
+    <w:p>
+      <w:r>
+        <w:t xml:space="preserve">    OPENFILENAMEW ofn = {};</w:t>
+      </w:r>
+    </w:p>
+    <w:p>
+      <w:r>
+        <w:t xml:space="preserve">    // ========================================================================</w:t>
+      </w:r>
+    </w:p>
+    <w:p>
+      <w:r>
+        <w:t xml:space="preserve">    // &gt;&gt;&gt; ИСПРАВЛЯЕМ СМЕРТЕЛЬНУЮ ЛОВУШКУ ДЛЯ NTDLL.DLL: ДЕЛАЕМ БУФЕР СТАТИЧЕСКИМ</w:t>
+      </w:r>
+    </w:p>
+    <w:p>
+      <w:r>
+        <w:t xml:space="preserve">    // ========================================================================</w:t>
+      </w:r>
+    </w:p>
+    <w:p>
+      <w:r>
+        <w:t xml:space="preserve">    static wchar_t szFile[MAX_PATH];</w:t>
+      </w:r>
+    </w:p>
+    <w:p>
+      <w:r>
+        <w:t xml:space="preserve">    ZeroMemory(szFile, sizeof(szFile)); // Чисто обнуляем буфер перед каждым вызовом</w:t>
+      </w:r>
+    </w:p>
+    <w:p>
+      <w:r>
+        <w:t xml:space="preserve">    // ========================================================================</w:t>
+      </w:r>
+    </w:p>
+    <w:p>
+      <w:r>
+        <w:t xml:space="preserve">    ofn.lStructSize = sizeof(ofn);</w:t>
+      </w:r>
+    </w:p>
+    <w:p>
+      <w:r>
+        <w:t xml:space="preserve">    ofn.hwndOwner = hwnd;</w:t>
+      </w:r>
+    </w:p>
+    <w:p>
+      <w:r>
+        <w:t xml:space="preserve">    ofn.lpstrFile = szFile;</w:t>
+      </w:r>
+    </w:p>
     <w:p>
       <w:r>
         <w:lastRenderedPageBreak/>
-        <w:t xml:space="preserve">            ID3D11Texture2D* pTexS2 = NULL;</w:t>
-      </w:r>
-    </w:p>
-    <w:p>
-      <w:r>
-        <w:t xml:space="preserve">            if (SUCCEEDED(g_pd3dDevice-&gt;CreateTexture2D(&amp;descS2, NULL, &amp;pTexS2))) {</w:t>
-      </w:r>
-    </w:p>
-    <w:p>
-      <w:r>
-        <w:t xml:space="preserve">                g_pd3dDevice-&gt;CreateRenderTargetView(pTexS2, NULL, &amp;g_pStage2RTV);</w:t>
-      </w:r>
-    </w:p>
-    <w:p>
-      <w:r>
-        <w:t xml:space="preserve">                g_pd3dDevice-&gt;CreateShaderResourceView(pTexS2, NULL, &amp;g_pStage2SRV);</w:t>
-      </w:r>
-    </w:p>
-    <w:p>
-      <w:r>
-        <w:t xml:space="preserve">                pTexS2-&gt;Release();</w:t>
-      </w:r>
-    </w:p>
-    <w:p>
-      <w:r>
-        <w:t xml:space="preserve">            }</w:t>
-      </w:r>
-    </w:p>
-    <w:p/>
-    <w:p>
-      <w:r>
-        <w:t xml:space="preserve">            // --- Создаем буфер Stage 3 (ПОЛНОРАЗМЕРНЫЙ под гладкий финальный кадр) ---</w:t>
-      </w:r>
-    </w:p>
-    <w:p>
-      <w:r>
-        <w:t xml:space="preserve">            // --- ИСПРАВЛЕНИЕ: ПЕРЕВОДИМ STAGE 3 В НАСТОЯЩИЙ HDR-ФОРМАТ С ПЛАВАЮЩЕЙ ТОЧКОЙ ---</w:t>
-      </w:r>
-    </w:p>
-    <w:p>
-      <w:r>
-        <w:t xml:space="preserve">            D3D11_TEXTURE2D_DESC descS3 = {};</w:t>
-      </w:r>
-    </w:p>
-    <w:p>
-      <w:r>
-        <w:t xml:space="preserve">            descS3.Width = imgWidth;</w:t>
-      </w:r>
-    </w:p>
-    <w:p>
-      <w:r>
-        <w:t xml:space="preserve">            descS3.Height = imgHeight;</w:t>
-      </w:r>
-    </w:p>
-    <w:p>
-      <w:r>
-        <w:t xml:space="preserve">            descS3.MipLevels = 1;</w:t>
-      </w:r>
-    </w:p>
-    <w:p>
-      <w:r>
-        <w:t xml:space="preserve">            descS3.ArraySize = 1;</w:t>
-      </w:r>
-    </w:p>
-    <w:p>
-      <w:r>
-        <w:t xml:space="preserve">            descS3.Format = DXGI_FORMAT_R16G16B16A16_FLOAT; // ВКЛЮЧИЛИ 16-БИТНЫЙ FLOAT ДЛЯ МАТЕМАТИКИ ИЗ 2011 ГОДА!</w:t>
-      </w:r>
-    </w:p>
-    <w:p>
-      <w:r>
-        <w:t xml:space="preserve">            descS3.SampleDesc.Count = 1;</w:t>
-      </w:r>
-    </w:p>
-    <w:p>
-      <w:r>
-        <w:t xml:space="preserve">            descS3.Usage = D3D11_USAGE_DEFAULT;</w:t>
-      </w:r>
-    </w:p>
-    <w:p>
-      <w:r>
-        <w:t xml:space="preserve">            descS3.BindFlags = D3D11_BIND_RENDER_TARGET | D3D11_BIND_SHADER_RESOURCE;</w:t>
-      </w:r>
-    </w:p>
-    <w:p/>
-    <w:p>
-      <w:r>
-        <w:t xml:space="preserve">            ID3D11Texture2D* pTexS3 = NULL;</w:t>
-      </w:r>
-    </w:p>
-    <w:p>
-      <w:r>
-        <w:t xml:space="preserve">            if (SUCCEEDED(g_pd3dDevice-&gt;CreateTexture2D(&amp;descS3, NULL, &amp;pTexS3))) {</w:t>
-      </w:r>
-    </w:p>
-    <w:p>
-      <w:r>
-        <w:t xml:space="preserve">                g_pd3dDevice-&gt;CreateRenderTargetView(pTexS3, NULL, &amp;g_pStage3RTV);</w:t>
-      </w:r>
-    </w:p>
-    <w:p>
-      <w:r>
-        <w:t xml:space="preserve">                g_pd3dDevice-&gt;CreateShaderResourceView(pTexS3, NULL, &amp;g_pStage3SRV);</w:t>
-      </w:r>
-    </w:p>
-    <w:p>
-      <w:r>
-        <w:t xml:space="preserve">                pTexS3-&gt;Release();</w:t>
-      </w:r>
-    </w:p>
-    <w:p>
-      <w:r>
-        <w:t xml:space="preserve">            }</w:t>
-      </w:r>
-    </w:p>
-    <w:p>
-      <w:r>
-        <w:t xml:space="preserve">        }</w:t>
-      </w:r>
-    </w:p>
-    <w:p>
-      <w:r>
-        <w:t xml:space="preserve">        if (g_pStageMasterRTV) { g_pStageMasterRTV-&gt;Release(); g_pStageMasterRTV = NULL; }</w:t>
-      </w:r>
-    </w:p>
-    <w:p>
-      <w:r>
-        <w:t xml:space="preserve">        if (g_pStageMasterSRV) { g_pStageMasterSRV-&gt;Release(); g_pStageMasterSRV = NULL; }</w:t>
-      </w:r>
-    </w:p>
-    <w:p/>
-    <w:p>
-      <w:r>
-        <w:t xml:space="preserve">        D3D11_TEXTURE2D_DESC descMaster = {};</w:t>
-      </w:r>
-    </w:p>
-    <w:p>
-      <w:r>
-        <w:t xml:space="preserve">        descMaster.Width = imgWidth;</w:t>
+        <w:t xml:space="preserve">    ofn.nMaxFile = MAX_PATH; // Жестко задаем максимальный размер</w:t>
+      </w:r>
+    </w:p>
+    <w:p/>
+    <w:p>
+      <w:r>
+        <w:t xml:space="preserve">    if (bOpenVideo)</w:t>
+      </w:r>
+    </w:p>
+    <w:p>
+      <w:r>
+        <w:t xml:space="preserve">    {</w:t>
+      </w:r>
+    </w:p>
+    <w:p>
+      <w:r>
+        <w:t xml:space="preserve">        // Фильтр файлов для видеопотока</w:t>
+      </w:r>
+    </w:p>
+    <w:p>
+      <w:r>
+        <w:t xml:space="preserve">        ofn.lpstrFilter = L"Видео файлы (AVI, MP4)\0*.avi;*.mp4\0Все файлы (*.*)\0*.*\0";</w:t>
+      </w:r>
+    </w:p>
+    <w:p>
+      <w:r>
+        <w:t xml:space="preserve">        ofn.lpstrTitle = L"Выберите видео поток для дефектоскопа";</w:t>
+      </w:r>
+    </w:p>
+    <w:p>
+      <w:r>
+        <w:t xml:space="preserve">    }</w:t>
+      </w:r>
+    </w:p>
+    <w:p>
+      <w:r>
+        <w:t xml:space="preserve">    else</w:t>
+      </w:r>
+    </w:p>
+    <w:p>
+      <w:r>
+        <w:t xml:space="preserve">    {</w:t>
+      </w:r>
+    </w:p>
+    <w:p>
+      <w:r>
+        <w:t xml:space="preserve">        // Фильтр файлов для отдельных изображений</w:t>
+      </w:r>
+    </w:p>
+    <w:p>
+      <w:r>
+        <w:t xml:space="preserve">        ofn.lpstrFilter = L"Изображения (BMP, PNG, JPG)\0*.bmp;*.png;*.jpg;*.jpeg\0Все файлы (*.*)\0*.*\0";</w:t>
+      </w:r>
+    </w:p>
+    <w:p>
+      <w:r>
+        <w:t xml:space="preserve">        ofn.lpstrTitle = L"Выберите кадр/картинку для анализа";</w:t>
+      </w:r>
+    </w:p>
+    <w:p>
+      <w:r>
+        <w:t xml:space="preserve">    }</w:t>
+      </w:r>
+    </w:p>
+    <w:p/>
+    <w:p>
+      <w:r>
+        <w:t xml:space="preserve">    ofn.Flags = OFN_PATHMUSTEXIST | OFN_FILEMUSTEXIST;</w:t>
+      </w:r>
+    </w:p>
+    <w:p/>
+    <w:p>
+      <w:r>
+        <w:t xml:space="preserve">    // Распахиваем системное окно Проводника</w:t>
+      </w:r>
+    </w:p>
+    <w:p>
+      <w:r>
+        <w:t xml:space="preserve">    if (GetOpenFileNameW(&amp;ofn))</w:t>
+      </w:r>
+    </w:p>
+    <w:p>
+      <w:r>
+        <w:t xml:space="preserve">    {</w:t>
+      </w:r>
+    </w:p>
+    <w:p>
+      <w:r>
+        <w:t xml:space="preserve">        // Если пользователь выбрал файл и нажал "Открыть" — копируем путь в нашу глобальную переменную</w:t>
+      </w:r>
+    </w:p>
+    <w:p>
+      <w:r>
+        <w:t xml:space="preserve">        wcscpy_s(g_szSelectedFilePath, MAX_PATH, szFile);</w:t>
+      </w:r>
+    </w:p>
+    <w:p>
+      <w:r>
+        <w:t xml:space="preserve">        return true;</w:t>
+      </w:r>
+    </w:p>
+    <w:p>
+      <w:r>
+        <w:t xml:space="preserve">    }</w:t>
+      </w:r>
+    </w:p>
+    <w:p/>
+    <w:p>
+      <w:r>
+        <w:t xml:space="preserve">    return false; // Если пользователь нажал "Отмена"</w:t>
+      </w:r>
+    </w:p>
+    <w:p>
+      <w:r>
+        <w:t>}</w:t>
+      </w:r>
+    </w:p>
+    <w:p>
+      <w:r>
+        <w:t>// === КОНЕЦ НОВОГО КОДА ===</w:t>
+      </w:r>
+    </w:p>
+    <w:p/>
+    <w:p>
+      <w:r>
+        <w:t>void UpdateZoomMenuCheck(int checkedId)</w:t>
+      </w:r>
+    </w:p>
+    <w:p>
+      <w:r>
+        <w:t>{</w:t>
       </w:r>
     </w:p>
     <w:p>
       <w:r>
         <w:lastRenderedPageBreak/>
-        <w:t xml:space="preserve">        descMaster.Height = imgHeight;</w:t>
-      </w:r>
-    </w:p>
-    <w:p>
-      <w:r>
-        <w:t xml:space="preserve">        descMaster.MipLevels = 1;</w:t>
-      </w:r>
-    </w:p>
-    <w:p>
-      <w:r>
-        <w:t xml:space="preserve">        descMaster.ArraySize = 1;</w:t>
-      </w:r>
-    </w:p>
-    <w:p>
-      <w:r>
-        <w:t xml:space="preserve">        descMaster.Format = DXGI_FORMAT_R8G8B8A8_UNORM;</w:t>
-      </w:r>
-    </w:p>
-    <w:p>
-      <w:r>
-        <w:t xml:space="preserve">        descMaster.SampleDesc.Count = 1;</w:t>
-      </w:r>
-    </w:p>
-    <w:p>
-      <w:r>
-        <w:t xml:space="preserve">        descMaster.Usage = D3D11_USAGE_DEFAULT;</w:t>
-      </w:r>
-    </w:p>
-    <w:p>
-      <w:r>
-        <w:t xml:space="preserve">        descMaster.BindFlags = D3D11_BIND_RENDER_TARGET | D3D11_BIND_SHADER_RESOURCE;</w:t>
-      </w:r>
-    </w:p>
-    <w:p/>
-    <w:p>
-      <w:r>
-        <w:t xml:space="preserve">        ID3D11Texture2D* pTexMaster = NULL;</w:t>
-      </w:r>
-    </w:p>
-    <w:p>
-      <w:r>
-        <w:t xml:space="preserve">        if (SUCCEEDED(g_pd3dDevice-&gt;CreateTexture2D(&amp;descMaster, NULL, &amp;pTexMaster))) {</w:t>
-      </w:r>
-    </w:p>
-    <w:p>
-      <w:r>
-        <w:t xml:space="preserve">            g_pd3dDevice-&gt;CreateRenderTargetView(pTexMaster, NULL, &amp;g_pStageMasterRTV);</w:t>
-      </w:r>
-    </w:p>
-    <w:p>
-      <w:r>
-        <w:t xml:space="preserve">            g_pd3dDevice-&gt;CreateShaderResourceView(pTexMaster, NULL, &amp;g_pStageMasterSRV);</w:t>
-      </w:r>
-    </w:p>
-    <w:p>
-      <w:r>
-        <w:t xml:space="preserve">            pTexMaster-&gt;Release();</w:t>
-      </w:r>
-    </w:p>
-    <w:p>
-      <w:r>
-        <w:t xml:space="preserve">        }</w:t>
+        <w:t xml:space="preserve">    if (!g_hZoomSubMenu) return;</w:t>
+      </w:r>
+    </w:p>
+    <w:p/>
+    <w:p>
+      <w:r>
+        <w:t xml:space="preserve">    // Перебираем все наши 6 масштабов и снимаем с них птички</w:t>
+      </w:r>
+    </w:p>
+    <w:p>
+      <w:r>
+        <w:t xml:space="preserve">    int zoomIDs[] = { IDM_ZOOM_FIT, IDM_ZOOM_1, IDM_ZOOM_2, IDM_ZOOM_4, IDM_ZOOM_8, IDM_ZOOM_16 };</w:t>
+      </w:r>
+    </w:p>
+    <w:p>
+      <w:r>
+        <w:t xml:space="preserve">    for (int i = 0; i &lt; 6; i++) {</w:t>
+      </w:r>
+    </w:p>
+    <w:p>
+      <w:r>
+        <w:t xml:space="preserve">        CheckMenuItem(g_hZoomSubMenu, zoomIDs[i], MF_BYCOMMAND | MF_UNCHECKED);</w:t>
       </w:r>
     </w:p>
     <w:p>
@@ -10502,14 +11266,208 @@
         <w:t xml:space="preserve">    }</w:t>
       </w:r>
     </w:p>
-    <w:p>
-      <w:r>
-        <w:t xml:space="preserve">    // === ИСПРАВЛЕНИЕ: ЖЕСТКОЕ И БЕЗОПАСНОЕ ИЗМЕНЕНИЕ РАЗМЕРОВ ОКНА ПРИ ОТКРЫТИИ ФАЙЛА ===</w:t>
-      </w:r>
-    </w:p>
-    <w:p>
-      <w:r>
-        <w:t xml:space="preserve">    if (SUCCEEDED(hr))</w:t>
+    <w:p/>
+    <w:p>
+      <w:r>
+        <w:t xml:space="preserve">    // Ставим птичку строго на тот масштаб, который активен</w:t>
+      </w:r>
+    </w:p>
+    <w:p>
+      <w:r>
+        <w:t xml:space="preserve">    CheckMenuItem(g_hZoomSubMenu, checkedId, MF_BYCOMMAND | MF_CHECKED);</w:t>
+      </w:r>
+    </w:p>
+    <w:p>
+      <w:r>
+        <w:t>}</w:t>
+      </w:r>
+    </w:p>
+    <w:p/>
+    <w:p>
+      <w:r>
+        <w:t>// Главная точка входа Windows-приложения</w:t>
+      </w:r>
+    </w:p>
+    <w:p>
+      <w:r>
+        <w:t>int WINAPI wWinMain(_In_ HINSTANCE hInstance, _In_opt_ HINSTANCE hPrevInstance, _In_ PWSTR pCmdLine, _In_ int nCmdShow)</w:t>
+      </w:r>
+    </w:p>
+    <w:p>
+      <w:r>
+        <w:t>{</w:t>
+      </w:r>
+    </w:p>
+    <w:p>
+      <w:r>
+        <w:t xml:space="preserve">    // === НОВЫЙ КОД: ИНИЦИАЛИЗАЦИЯ СИСТЕМНОЙ БИБЛИОТЕКИ COM ДЛЯ ДВИЖКА WIC ===</w:t>
+      </w:r>
+    </w:p>
+    <w:p>
+      <w:r>
+        <w:t xml:space="preserve">    (void)CoInitializeEx(NULL, COINIT_APARTMENTTHREADED); // Запускает поддержку WIC в Windows</w:t>
+      </w:r>
+    </w:p>
+    <w:p/>
+    <w:p>
+      <w:r>
+        <w:t xml:space="preserve">    const wchar_t CLASS_NAME[] = L"MyVideoPlayerWindowClass";</w:t>
+      </w:r>
+    </w:p>
+    <w:p>
+      <w:r>
+        <w:t xml:space="preserve">    WNDCLASS wc = { };</w:t>
+      </w:r>
+    </w:p>
+    <w:p>
+      <w:r>
+        <w:t xml:space="preserve">    wc.lpfnWndProc = WindowProc;</w:t>
+      </w:r>
+    </w:p>
+    <w:p>
+      <w:r>
+        <w:t xml:space="preserve">    wc.hInstance = hInstance;</w:t>
+      </w:r>
+    </w:p>
+    <w:p>
+      <w:r>
+        <w:t xml:space="preserve">    wc.lpszClassName = CLASS_NAME;</w:t>
+      </w:r>
+    </w:p>
+    <w:p>
+      <w:r>
+        <w:t xml:space="preserve">    wc.hCursor = LoadCursor(NULL, IDC_ARROW);</w:t>
+      </w:r>
+    </w:p>
+    <w:p>
+      <w:r>
+        <w:t xml:space="preserve">    RegisterClass(&amp;wc);</w:t>
+      </w:r>
+    </w:p>
+    <w:p/>
+    <w:p>
+      <w:r>
+        <w:t xml:space="preserve">    hwnd = CreateWindowW(</w:t>
+      </w:r>
+    </w:p>
+    <w:p>
+      <w:r>
+        <w:t xml:space="preserve">        CLASS_NAME,                  // Строка 1591: Ваша живая переменная класса со строки 1582!</w:t>
+      </w:r>
+    </w:p>
+    <w:p>
+      <w:r>
+        <w:t xml:space="preserve">        L"Мой Шейдерный Видеоплеер", // Строка 1592: Заголовок плеера в кавычках напрямую</w:t>
+      </w:r>
+    </w:p>
+    <w:p>
+      <w:r>
+        <w:t xml:space="preserve">        WS_OVERLAPPEDWINDOW | WS_CLIPCHILDREN, // Ваши родные стили встроенных ползунков</w:t>
+      </w:r>
+    </w:p>
+    <w:p>
+      <w:r>
+        <w:t xml:space="preserve">        CW_USEDEFAULT,</w:t>
+      </w:r>
+    </w:p>
+    <w:p>
+      <w:r>
+        <w:lastRenderedPageBreak/>
+        <w:t xml:space="preserve">        0,</w:t>
+      </w:r>
+    </w:p>
+    <w:p>
+      <w:r>
+        <w:t xml:space="preserve">        800,</w:t>
+      </w:r>
+    </w:p>
+    <w:p>
+      <w:r>
+        <w:t xml:space="preserve">        600,</w:t>
+      </w:r>
+    </w:p>
+    <w:p>
+      <w:r>
+        <w:t xml:space="preserve">        NULL,</w:t>
+      </w:r>
+    </w:p>
+    <w:p>
+      <w:r>
+        <w:t xml:space="preserve">        NULL,</w:t>
+      </w:r>
+    </w:p>
+    <w:p>
+      <w:r>
+        <w:t xml:space="preserve">        hInstance,</w:t>
+      </w:r>
+    </w:p>
+    <w:p>
+      <w:r>
+        <w:t xml:space="preserve">        NULL</w:t>
+      </w:r>
+    </w:p>
+    <w:p>
+      <w:r>
+        <w:t xml:space="preserve">    );</w:t>
+      </w:r>
+    </w:p>
+    <w:p/>
+    <w:p>
+      <w:r>
+        <w:t xml:space="preserve">    if (hwnd == NULL) return 0;</w:t>
+      </w:r>
+    </w:p>
+    <w:p/>
+    <w:p>
+      <w:r>
+        <w:t xml:space="preserve">    // Инициализируем общие элементы управления Windows</w:t>
+      </w:r>
+    </w:p>
+    <w:p>
+      <w:r>
+        <w:t xml:space="preserve">    InitCommonControls();</w:t>
+      </w:r>
+    </w:p>
+    <w:p/>
+    <w:p>
+      <w:r>
+        <w:t xml:space="preserve">    // Физически создаем строку статуса, привязанную к главному окну hwnd</w:t>
+      </w:r>
+    </w:p>
+    <w:p>
+      <w:r>
+        <w:t xml:space="preserve">    g_hStatusWnd = CreateStatusWindow(</w:t>
+      </w:r>
+    </w:p>
+    <w:p>
+      <w:r>
+        <w:t xml:space="preserve">        WS_CHILD | WS_VISIBLE,</w:t>
+      </w:r>
+    </w:p>
+    <w:p>
+      <w:r>
+        <w:t xml:space="preserve">        L"HDR Дефектоскоп готов к работе",</w:t>
+      </w:r>
+    </w:p>
+    <w:p>
+      <w:r>
+        <w:t xml:space="preserve">        hwnd,                                 // Дескриптор вашего окна плеера</w:t>
+      </w:r>
+    </w:p>
+    <w:p>
+      <w:r>
+        <w:t xml:space="preserve">        2005</w:t>
+      </w:r>
+    </w:p>
+    <w:p>
+      <w:r>
+        <w:t xml:space="preserve">    );</w:t>
+      </w:r>
+    </w:p>
+    <w:p/>
+    <w:p>
+      <w:r>
+        <w:t xml:space="preserve">    if (g_hStatusWnd != NULL &amp;&amp; hwnd != NULL)</w:t>
       </w:r>
     </w:p>
     <w:p>
@@ -10519,908 +11477,177 @@
     </w:p>
     <w:p>
       <w:r>
-        <w:t xml:space="preserve">        HWND hMainWnd = FindWindowW(L"MyShaderVideoPlayerClass", NULL);</w:t>
-      </w:r>
-    </w:p>
-    <w:p>
-      <w:r>
-        <w:t xml:space="preserve">        if (hMainWnd)</w:t>
-      </w:r>
-    </w:p>
-    <w:p>
-      <w:r>
+        <w:t xml:space="preserve">        // 1. Аппаратно измеряем физическую высоту созданной строки статуса (как в 2004 году!)</w:t>
+      </w:r>
+    </w:p>
+    <w:p>
+      <w:r>
+        <w:t xml:space="preserve">        RECT rS = {};</w:t>
+      </w:r>
+    </w:p>
+    <w:p>
+      <w:r>
+        <w:t xml:space="preserve">        GetWindowRect(g_hStatusWnd, &amp;rS);</w:t>
+      </w:r>
+    </w:p>
+    <w:p>
+      <w:r>
+        <w:t xml:space="preserve">        int statusHeight = rS.bottom - rS.top; // Получили чистую высоту полосы в пикселях</w:t>
+      </w:r>
+    </w:p>
+    <w:p/>
+    <w:p>
+      <w:r>
+        <w:t xml:space="preserve">        // 2. Узнаем текущие полные габариты рамы главного окна плеера на экране</w:t>
+      </w:r>
+    </w:p>
+    <w:p>
+      <w:r>
+        <w:t xml:space="preserve">        RECT wndRect = {};</w:t>
+      </w:r>
+    </w:p>
+    <w:p>
+      <w:r>
+        <w:t xml:space="preserve">        GetWindowRect(hwnd, &amp;wndRect);</w:t>
+      </w:r>
+    </w:p>
+    <w:p>
+      <w:r>
+        <w:lastRenderedPageBreak/>
+        <w:t xml:space="preserve">        int currentW = wndRect.right - wndRect.left;</w:t>
+      </w:r>
+    </w:p>
+    <w:p>
+      <w:r>
+        <w:t xml:space="preserve">        int currentH = wndRect.bottom - wndRect.top;</w:t>
+      </w:r>
+    </w:p>
+    <w:p/>
+    <w:p>
+      <w:r>
+        <w:t xml:space="preserve">        // 3. Расширяем внешнюю коробку окна строго на высоту статус-бара!</w:t>
+      </w:r>
+    </w:p>
+    <w:p>
+      <w:r>
+        <w:t xml:space="preserve">        // Плеер остаётся в своих прежних размерах, а строка статуса ложится ниже ползунков!</w:t>
+      </w:r>
+    </w:p>
+    <w:p>
+      <w:r>
+        <w:t xml:space="preserve">        SetWindowPos(hwnd, NULL, 0, 0, currentW, currentH + statusHeight, SWP_NOMOVE | SWP_NOZORDER | SWP_FRAMECHANGED);</w:t>
+      </w:r>
+    </w:p>
+    <w:p>
+      <w:r>
+        <w:t xml:space="preserve">    }</w:t>
+      </w:r>
+    </w:p>
+    <w:p/>
+    <w:p>
+      <w:r>
+        <w:t xml:space="preserve">    ShowWindow(hwnd, nCmdShow);</w:t>
+      </w:r>
+    </w:p>
+    <w:p/>
+    <w:p>
+      <w:r>
+        <w:t xml:space="preserve">    CreateAppMenu(hwnd); // НОВОЕ: Физически включаем меню на экране сразу после показа окна</w:t>
+      </w:r>
+    </w:p>
+    <w:p/>
+    <w:p>
+      <w:r>
+        <w:t xml:space="preserve">    // ========================================================================</w:t>
+      </w:r>
+    </w:p>
+    <w:p>
+      <w:r>
+        <w:t xml:space="preserve">    // СИНХРОНИЗАЦИЯ СТАРТОВЫХ РЕЖИМОВ И ПАМЯТИ</w:t>
+      </w:r>
+    </w:p>
+    <w:p>
+      <w:r>
+        <w:t xml:space="preserve">    // ========================================================================</w:t>
+      </w:r>
+    </w:p>
+    <w:p>
+      <w:r>
+        <w:t xml:space="preserve">    g_bUseCPUProcessing = true;   // Включаем CPU-режим в памяти (Страница 4)</w:t>
+      </w:r>
+    </w:p>
+    <w:p>
+      <w:r>
+        <w:t xml:space="preserve">    g_bFitToWindow = true;         // Включаем авто-вписывание в памяти (Страница 5)</w:t>
+      </w:r>
+    </w:p>
+    <w:p>
+      <w:r>
+        <w:t xml:space="preserve">    g_bNeedsUpdate = true;         // Разрешаем тяжелый расчет в Render() (Страница 3)</w:t>
+      </w:r>
+    </w:p>
+    <w:p/>
+    <w:p>
+      <w:r>
+        <w:t xml:space="preserve">    // Выставляем галочки в главном горизонтальном меню</w:t>
+      </w:r>
+    </w:p>
+    <w:p>
+      <w:r>
+        <w:t xml:space="preserve">    HMENU hMainMenu = GetMenu(hwnd);</w:t>
+      </w:r>
+    </w:p>
+    <w:p>
+      <w:r>
+        <w:t xml:space="preserve">    if (hMainMenu)</w:t>
+      </w:r>
+    </w:p>
+    <w:p>
+      <w:r>
+        <w:t xml:space="preserve">    {</w:t>
+      </w:r>
+    </w:p>
+    <w:p>
+      <w:r>
+        <w:t xml:space="preserve">        // Ставим галочку на Программный режим (IDM_VIEW_CPU = 40003, Страница 1)</w:t>
+      </w:r>
+    </w:p>
+    <w:p>
+      <w:r>
+        <w:t xml:space="preserve">        CheckMenuItem(hMainMenu, IDM_VIEW_CPU, MF_BYCOMMAND | MF_CHECKED);</w:t>
+      </w:r>
+    </w:p>
+    <w:p/>
+    <w:p>
+      <w:r>
+        <w:t xml:space="preserve">        // Снимаем галочку с режима "Только результат" (IDM_VIEW_RESULT_ONLY = 1006, Страница 1)</w:t>
+      </w:r>
+    </w:p>
+    <w:p>
+      <w:r>
+        <w:t xml:space="preserve">        CheckMenuItem(hMainMenu, IDM_VIEW_RESULT_ONLY, MF_BYCOMMAND | MF_UNCHECKED);</w:t>
+      </w:r>
+    </w:p>
+    <w:p/>
+    <w:p>
+      <w:r>
+        <w:t xml:space="preserve">        // Синхронизируем подменю масштабов (g_hZoomSubMenu, Страница 3)</w:t>
+      </w:r>
+    </w:p>
+    <w:p>
+      <w:r>
+        <w:t xml:space="preserve">        if (g_hZoomSubMenu)</w:t>
+      </w:r>
+    </w:p>
+    <w:p>
+      <w:r>
+        <w:lastRenderedPageBreak/>
         <w:t xml:space="preserve">        {</w:t>
       </w:r>
     </w:p>
     <w:p>
       <w:r>
-        <w:t xml:space="preserve">            // Рассчитываем габариты окна с учетом меню и заголовка Windows</w:t>
-      </w:r>
-    </w:p>
-    <w:p>
-      <w:r>
-        <w:t xml:space="preserve">            RECT rc = { 0, 0, (LONG)imgWidth, (LONG)imgHeight };</w:t>
-      </w:r>
-    </w:p>
-    <w:p>
-      <w:r>
-        <w:t xml:space="preserve">            AdjustWindowRect(&amp;rc, WS_OVERLAPPEDWINDOW, TRUE);</w:t>
-      </w:r>
-    </w:p>
-    <w:p/>
-    <w:p>
-      <w:r>
-        <w:t xml:space="preserve">            // Физически раздвигаем окно под размер картинки!</w:t>
-      </w:r>
-    </w:p>
-    <w:p>
-      <w:r>
-        <w:t xml:space="preserve">            MoveWindow(hMainWnd, 100, 100, rc.right - rc.left, rc.bottom - rc.top, TRUE);</w:t>
-      </w:r>
-    </w:p>
-    <w:p>
-      <w:r>
-        <w:t xml:space="preserve">        }</w:t>
-      </w:r>
-    </w:p>
-    <w:p>
-      <w:r>
-        <w:t xml:space="preserve">    }</w:t>
-      </w:r>
-    </w:p>
-    <w:p/>
-    <w:p>
-      <w:r>
-        <w:t xml:space="preserve">    // ========================================================================</w:t>
-      </w:r>
-    </w:p>
-    <w:p>
-      <w:r>
-        <w:t>// НАСТРОЙКА ДИАПАЗОНОВ С КРОЛЛИНГА ПОД РАЗМЕР КАРТИНКИ</w:t>
-      </w:r>
-    </w:p>
-    <w:p>
-      <w:r>
-        <w:lastRenderedPageBreak/>
-        <w:t>// ========================================================================</w:t>
-      </w:r>
-    </w:p>
-    <w:p>
-      <w:r>
-        <w:t xml:space="preserve">    if (SUCCEEDED(hr))</w:t>
-      </w:r>
-    </w:p>
-    <w:p>
-      <w:r>
-        <w:t xml:space="preserve">    {</w:t>
-      </w:r>
-    </w:p>
-    <w:p>
-      <w:r>
-        <w:t xml:space="preserve">        // Сохраняем размеры файла для обработчика прокрутки</w:t>
-      </w:r>
-    </w:p>
-    <w:p>
-      <w:r>
-        <w:t xml:space="preserve">        g_currentImgWidth = imgWidth;</w:t>
-      </w:r>
-    </w:p>
-    <w:p>
-      <w:r>
-        <w:t xml:space="preserve">        g_currentImgHeight = imgHeight;</w:t>
-      </w:r>
-    </w:p>
-    <w:p>
-      <w:r>
-        <w:t xml:space="preserve">        g_scrollX = 0;</w:t>
-      </w:r>
-    </w:p>
-    <w:p>
-      <w:r>
-        <w:t xml:space="preserve">        g_scrollY = 0;</w:t>
-      </w:r>
-    </w:p>
-    <w:p/>
-    <w:p>
-      <w:r>
-        <w:t xml:space="preserve">        // === АВТОМАТИЧЕСКИЙ РАСЧЕТ КОЭФФИЦИЕНТОВ СКОРОСТИ СКРОЛЛИНГА ===</w:t>
-      </w:r>
-    </w:p>
-    <w:p>
-      <w:r>
-        <w:t xml:space="preserve">        g_scrollMultiplierX = (imgWidth &gt; (UINT)g_wndW) ? ((float)imgWidth / g_wndW) : 1.0f;</w:t>
-      </w:r>
-    </w:p>
-    <w:p>
-      <w:r>
-        <w:t xml:space="preserve">        g_scrollMultiplierY = (imgHeight &gt; (UINT)g_wndH) ? ((float)imgHeight / g_wndH) : 1.0f;</w:t>
-      </w:r>
-    </w:p>
-    <w:p/>
-    <w:p>
-      <w:r>
-        <w:t xml:space="preserve">        HWND hMainWnd = FindWindowW(L"MyShaderVideoPlayerClass", NULL);</w:t>
-      </w:r>
-    </w:p>
-    <w:p>
-      <w:r>
-        <w:t xml:space="preserve">        if (hMainWnd)</w:t>
-      </w:r>
-    </w:p>
-    <w:p>
-      <w:r>
-        <w:t xml:space="preserve">        {</w:t>
-      </w:r>
-    </w:p>
-    <w:p>
-      <w:r>
-        <w:t xml:space="preserve">            // Настраиваем горизонтальный ползунок (X)</w:t>
-      </w:r>
-    </w:p>
-    <w:p>
-      <w:r>
-        <w:t xml:space="preserve">            SCROLLINFO siX = {};</w:t>
-      </w:r>
-    </w:p>
-    <w:p>
-      <w:r>
-        <w:t xml:space="preserve">            siX.cbSize = sizeof(SCROLLINFO);</w:t>
-      </w:r>
-    </w:p>
-    <w:p>
-      <w:r>
-        <w:t xml:space="preserve">            siX.fMask = SIF_RANGE | SIF_PAGE | SIF_POS;</w:t>
-      </w:r>
-    </w:p>
-    <w:p>
-      <w:r>
-        <w:t xml:space="preserve">            siX.nMin = 0;</w:t>
-      </w:r>
-    </w:p>
-    <w:p>
-      <w:r>
-        <w:t xml:space="preserve">            siX.nMax = imgWidth;</w:t>
-      </w:r>
-    </w:p>
-    <w:p>
-      <w:r>
-        <w:t xml:space="preserve">            siX.nPage = 800; // Шаг страницы равен размеру окна</w:t>
-      </w:r>
-    </w:p>
-    <w:p>
-      <w:r>
-        <w:t xml:space="preserve">            siX.nPos = 0;</w:t>
-      </w:r>
-    </w:p>
-    <w:p>
-      <w:r>
-        <w:t xml:space="preserve">            SetScrollInfo(hMainWnd, SB_HORZ, &amp;siX, TRUE);</w:t>
-      </w:r>
-    </w:p>
-    <w:p/>
-    <w:p>
-      <w:r>
-        <w:t xml:space="preserve">            // Настраиваем вертикальный ползунок (Y)</w:t>
-      </w:r>
-    </w:p>
-    <w:p>
-      <w:r>
-        <w:t xml:space="preserve">            SCROLLINFO siY = {};</w:t>
-      </w:r>
-    </w:p>
-    <w:p>
-      <w:r>
-        <w:t xml:space="preserve">            siY.cbSize = sizeof(SCROLLINFO);</w:t>
-      </w:r>
-    </w:p>
-    <w:p>
-      <w:r>
-        <w:t xml:space="preserve">            siY.fMask = SIF_RANGE | SIF_PAGE | SIF_POS;</w:t>
-      </w:r>
-    </w:p>
-    <w:p>
-      <w:r>
-        <w:t xml:space="preserve">            siY.nMin = 0;</w:t>
-      </w:r>
-    </w:p>
-    <w:p>
-      <w:r>
-        <w:t xml:space="preserve">            siY.nMax = imgHeight;</w:t>
-      </w:r>
-    </w:p>
-    <w:p>
-      <w:r>
-        <w:lastRenderedPageBreak/>
-        <w:t xml:space="preserve">            siY.nPage = 600;</w:t>
-      </w:r>
-    </w:p>
-    <w:p>
-      <w:r>
-        <w:t xml:space="preserve">            siY.nPos = 0;</w:t>
-      </w:r>
-    </w:p>
-    <w:p>
-      <w:r>
-        <w:t xml:space="preserve">            SetScrollInfo(hMainWnd, SB_VERT, &amp;siY, TRUE);</w:t>
-      </w:r>
-    </w:p>
-    <w:p>
-      <w:r>
-        <w:t xml:space="preserve">        }</w:t>
-      </w:r>
-    </w:p>
-    <w:p>
-      <w:r>
-        <w:t xml:space="preserve">    }</w:t>
-      </w:r>
-    </w:p>
-    <w:p/>
-    <w:p>
-      <w:r>
-        <w:t xml:space="preserve">    // === ЗОЛОТОЕ ПРАВИЛО: ЧИСТО ЗАКРЫВАЕМ ВСЕ РЕСУРСЫ И ПАМЯТЬ БЕЗ УТЕЧЕК! ===</w:t>
-      </w:r>
-    </w:p>
-    <w:p>
-      <w:r>
-        <w:t xml:space="preserve">    delete[] pPixelsBuffer;</w:t>
-      </w:r>
-    </w:p>
-    <w:p>
-      <w:r>
-        <w:t xml:space="preserve">    pConverter-&gt;Release();</w:t>
-      </w:r>
-    </w:p>
-    <w:p>
-      <w:r>
-        <w:t xml:space="preserve">    pFrame-&gt;Release();</w:t>
-      </w:r>
-    </w:p>
-    <w:p>
-      <w:r>
-        <w:t xml:space="preserve">    pDecoder-&gt;Release();</w:t>
-      </w:r>
-    </w:p>
-    <w:p>
-      <w:r>
-        <w:t xml:space="preserve">    pWICFactory-&gt;Release();</w:t>
-      </w:r>
-    </w:p>
-    <w:p/>
-    <w:p>
-      <w:r>
-        <w:t xml:space="preserve">    return hr;</w:t>
-      </w:r>
-    </w:p>
-    <w:p>
-      <w:r>
-        <w:t>}</w:t>
-      </w:r>
-    </w:p>
-    <w:p/>
-    <w:p>
-      <w:r>
-        <w:t>// === НОВЫЙ КОД: ФУНКЦИЯ ВЫЗОВА СИСТЕМНОГО ПРОВОДНИКА WINDOWS ===</w:t>
-      </w:r>
-    </w:p>
-    <w:p>
-      <w:r>
-        <w:t>bool OpenFileDialog(HWND hwnd, bool bOpenVideo)</w:t>
-      </w:r>
-    </w:p>
-    <w:p>
-      <w:r>
-        <w:t>{</w:t>
-      </w:r>
-    </w:p>
-    <w:p>
-      <w:r>
-        <w:t xml:space="preserve">    OPENFILENAMEW ofn = {};</w:t>
-      </w:r>
-    </w:p>
-    <w:p>
-      <w:r>
-        <w:t xml:space="preserve">    // ========================================================================</w:t>
-      </w:r>
-    </w:p>
-    <w:p>
-      <w:r>
-        <w:t xml:space="preserve">    // &gt;&gt;&gt; ИСПРАВЛЯЕМ СМЕРТЕЛЬНУЮ ЛОВУШКУ ДЛЯ NTDLL.DLL: ДЕЛАЕМ БУФЕР СТАТИЧЕСКИМ</w:t>
-      </w:r>
-    </w:p>
-    <w:p>
-      <w:r>
-        <w:t xml:space="preserve">    // ========================================================================</w:t>
-      </w:r>
-    </w:p>
-    <w:p>
-      <w:r>
-        <w:t xml:space="preserve">    static wchar_t szFile[MAX_PATH];</w:t>
-      </w:r>
-    </w:p>
-    <w:p>
-      <w:r>
-        <w:t xml:space="preserve">    ZeroMemory(szFile, sizeof(szFile)); // Чисто обнуляем буфер перед каждым вызовом</w:t>
-      </w:r>
-    </w:p>
-    <w:p>
-      <w:r>
-        <w:t xml:space="preserve">    // ========================================================================</w:t>
-      </w:r>
-    </w:p>
-    <w:p>
-      <w:r>
-        <w:t xml:space="preserve">    ofn.lStructSize = sizeof(ofn);</w:t>
-      </w:r>
-    </w:p>
-    <w:p>
-      <w:r>
-        <w:t xml:space="preserve">    ofn.hwndOwner = hwnd;</w:t>
-      </w:r>
-    </w:p>
-    <w:p>
-      <w:r>
-        <w:t xml:space="preserve">    ofn.lpstrFile = szFile;</w:t>
-      </w:r>
-    </w:p>
-    <w:p>
-      <w:r>
-        <w:t xml:space="preserve">    ofn.nMaxFile = MAX_PATH; // Жестко задаем максимальный размер</w:t>
-      </w:r>
-    </w:p>
-    <w:p/>
-    <w:p>
-      <w:r>
-        <w:t xml:space="preserve">    if (bOpenVideo)</w:t>
-      </w:r>
-    </w:p>
-    <w:p>
-      <w:r>
-        <w:lastRenderedPageBreak/>
-        <w:t xml:space="preserve">    {</w:t>
-      </w:r>
-    </w:p>
-    <w:p>
-      <w:r>
-        <w:t xml:space="preserve">        // Фильтр файлов для видеопотока</w:t>
-      </w:r>
-    </w:p>
-    <w:p>
-      <w:r>
-        <w:t xml:space="preserve">        ofn.lpstrFilter = L"Видео файлы (AVI, MP4)\0*.avi;*.mp4\0Все файлы (*.*)\0*.*\0";</w:t>
-      </w:r>
-    </w:p>
-    <w:p>
-      <w:r>
-        <w:t xml:space="preserve">        ofn.lpstrTitle = L"Выберите видео поток для дефектоскопа";</w:t>
-      </w:r>
-    </w:p>
-    <w:p>
-      <w:r>
-        <w:t xml:space="preserve">    }</w:t>
-      </w:r>
-    </w:p>
-    <w:p>
-      <w:r>
-        <w:t xml:space="preserve">    else</w:t>
-      </w:r>
-    </w:p>
-    <w:p>
-      <w:r>
-        <w:t xml:space="preserve">    {</w:t>
-      </w:r>
-    </w:p>
-    <w:p>
-      <w:r>
-        <w:t xml:space="preserve">        // Фильтр файлов для отдельных изображений</w:t>
-      </w:r>
-    </w:p>
-    <w:p>
-      <w:r>
-        <w:t xml:space="preserve">        ofn.lpstrFilter = L"Изображения (BMP, PNG, JPG)\0*.bmp;*.png;*.jpg;*.jpeg\0Все файлы (*.*)\0*.*\0";</w:t>
-      </w:r>
-    </w:p>
-    <w:p>
-      <w:r>
-        <w:t xml:space="preserve">        ofn.lpstrTitle = L"Выберите кадр/картинку для анализа";</w:t>
-      </w:r>
-    </w:p>
-    <w:p>
-      <w:r>
-        <w:t xml:space="preserve">    }</w:t>
-      </w:r>
-    </w:p>
-    <w:p/>
-    <w:p>
-      <w:r>
-        <w:t xml:space="preserve">    ofn.Flags = OFN_PATHMUSTEXIST | OFN_FILEMUSTEXIST;</w:t>
-      </w:r>
-    </w:p>
-    <w:p/>
-    <w:p>
-      <w:r>
-        <w:t xml:space="preserve">    // Распахиваем системное окно Проводника</w:t>
-      </w:r>
-    </w:p>
-    <w:p>
-      <w:r>
-        <w:t xml:space="preserve">    if (GetOpenFileNameW(&amp;ofn))</w:t>
-      </w:r>
-    </w:p>
-    <w:p>
-      <w:r>
-        <w:t xml:space="preserve">    {</w:t>
-      </w:r>
-    </w:p>
-    <w:p>
-      <w:r>
-        <w:t xml:space="preserve">        // Если пользователь выбрал файл и нажал "Открыть" — копируем путь в нашу глобальную переменную</w:t>
-      </w:r>
-    </w:p>
-    <w:p>
-      <w:r>
-        <w:t xml:space="preserve">        wcscpy_s(g_szSelectedFilePath, MAX_PATH, szFile);</w:t>
-      </w:r>
-    </w:p>
-    <w:p>
-      <w:r>
-        <w:t xml:space="preserve">        return true;</w:t>
-      </w:r>
-    </w:p>
-    <w:p>
-      <w:r>
-        <w:t xml:space="preserve">    }</w:t>
-      </w:r>
-    </w:p>
-    <w:p/>
-    <w:p>
-      <w:r>
-        <w:t xml:space="preserve">    return false; // Если пользователь нажал "Отмена"</w:t>
-      </w:r>
-    </w:p>
-    <w:p>
-      <w:r>
-        <w:t>}</w:t>
-      </w:r>
-    </w:p>
-    <w:p>
-      <w:r>
-        <w:t>// === КОНЕЦ НОВОГО КОДА ===</w:t>
-      </w:r>
-    </w:p>
-    <w:p/>
-    <w:p>
-      <w:r>
-        <w:t>void UpdateZoomMenuCheck(int checkedId)</w:t>
-      </w:r>
-    </w:p>
-    <w:p>
-      <w:r>
-        <w:t>{</w:t>
-      </w:r>
-    </w:p>
-    <w:p>
-      <w:r>
-        <w:t xml:space="preserve">    if (!g_hZoomSubMenu) return;</w:t>
-      </w:r>
-    </w:p>
-    <w:p/>
-    <w:p>
-      <w:r>
-        <w:t xml:space="preserve">    // Перебираем все наши 6 масштабов и снимаем с них птички</w:t>
-      </w:r>
-    </w:p>
-    <w:p>
-      <w:r>
-        <w:lastRenderedPageBreak/>
-        <w:t xml:space="preserve">    int zoomIDs[] = { IDM_ZOOM_FIT, IDM_ZOOM_1, IDM_ZOOM_2, IDM_ZOOM_4, IDM_ZOOM_8, IDM_ZOOM_16 };</w:t>
-      </w:r>
-    </w:p>
-    <w:p>
-      <w:r>
-        <w:t xml:space="preserve">    for (int i = 0; i &lt; 6; i++) {</w:t>
-      </w:r>
-    </w:p>
-    <w:p>
-      <w:r>
-        <w:t xml:space="preserve">        CheckMenuItem(g_hZoomSubMenu, zoomIDs[i], MF_BYCOMMAND | MF_UNCHECKED);</w:t>
-      </w:r>
-    </w:p>
-    <w:p>
-      <w:r>
-        <w:t xml:space="preserve">    }</w:t>
-      </w:r>
-    </w:p>
-    <w:p/>
-    <w:p>
-      <w:r>
-        <w:t xml:space="preserve">    // Ставим птичку строго на тот масштаб, который активен</w:t>
-      </w:r>
-    </w:p>
-    <w:p>
-      <w:r>
-        <w:t xml:space="preserve">    CheckMenuItem(g_hZoomSubMenu, checkedId, MF_BYCOMMAND | MF_CHECKED);</w:t>
-      </w:r>
-    </w:p>
-    <w:p>
-      <w:r>
-        <w:t>}</w:t>
-      </w:r>
-    </w:p>
-    <w:p/>
-    <w:p>
-      <w:r>
-        <w:t>// Главная точка входа Windows-приложения</w:t>
-      </w:r>
-    </w:p>
-    <w:p>
-      <w:r>
-        <w:t>int WINAPI wWinMain(_In_ HINSTANCE hInstance, _In_opt_ HINSTANCE hPrevInstance, _In_ PWSTR pCmdLine, _In_ int nCmdShow)</w:t>
-      </w:r>
-    </w:p>
-    <w:p>
-      <w:r>
-        <w:t>{</w:t>
-      </w:r>
-    </w:p>
-    <w:p>
-      <w:r>
-        <w:t xml:space="preserve">    // === НОВЫЙ КОД: ИНИЦИАЛИЗАЦИЯ СИСТЕМНОЙ БИБЛИОТЕКИ COM ДЛЯ ДВИЖКА WIC ===</w:t>
-      </w:r>
-    </w:p>
-    <w:p>
-      <w:r>
-        <w:t xml:space="preserve">    (void)CoInitializeEx(NULL, COINIT_APARTMENTTHREADED); // Запускает поддержку WIC в Windows</w:t>
-      </w:r>
-    </w:p>
-    <w:p/>
-    <w:p>
-      <w:r>
-        <w:t xml:space="preserve">    const wchar_t CLASS_NAME[] = L"MyVideoPlayerWindowClass";</w:t>
-      </w:r>
-    </w:p>
-    <w:p>
-      <w:r>
-        <w:t xml:space="preserve">    WNDCLASS wc = { };</w:t>
-      </w:r>
-    </w:p>
-    <w:p>
-      <w:r>
-        <w:t xml:space="preserve">    wc.lpfnWndProc = WindowProc;</w:t>
-      </w:r>
-    </w:p>
-    <w:p>
-      <w:r>
-        <w:t xml:space="preserve">    wc.hInstance = hInstance;</w:t>
-      </w:r>
-    </w:p>
-    <w:p>
-      <w:r>
-        <w:t xml:space="preserve">    wc.lpszClassName = CLASS_NAME;</w:t>
-      </w:r>
-    </w:p>
-    <w:p>
-      <w:r>
-        <w:t xml:space="preserve">    wc.hCursor = LoadCursor(NULL, IDC_ARROW);</w:t>
-      </w:r>
-    </w:p>
-    <w:p>
-      <w:r>
-        <w:t xml:space="preserve">    RegisterClass(&amp;wc);</w:t>
-      </w:r>
-    </w:p>
-    <w:p/>
-    <w:p>
-      <w:r>
-        <w:t xml:space="preserve">    hwnd = CreateWindowW(</w:t>
-      </w:r>
-    </w:p>
-    <w:p>
-      <w:r>
-        <w:t xml:space="preserve">        CLASS_NAME,                  // Строка 1591: Ваша живая переменная класса со строки 1582!</w:t>
-      </w:r>
-    </w:p>
-    <w:p>
-      <w:r>
-        <w:t xml:space="preserve">        L"Мой Шейдерный Видеоплеер", // Строка 1592: Заголовок плеера в кавычках напрямую</w:t>
-      </w:r>
-    </w:p>
-    <w:p>
-      <w:r>
-        <w:t xml:space="preserve">        WS_OVERLAPPEDWINDOW | WS_CLIPCHILDREN, // Ваши родные стили встроенных ползунков</w:t>
-      </w:r>
-    </w:p>
-    <w:p>
-      <w:r>
-        <w:t xml:space="preserve">        CW_USEDEFAULT,</w:t>
-      </w:r>
-    </w:p>
-    <w:p>
-      <w:r>
-        <w:t xml:space="preserve">        0,</w:t>
-      </w:r>
-    </w:p>
-    <w:p>
-      <w:r>
-        <w:t xml:space="preserve">        800,</w:t>
-      </w:r>
-    </w:p>
-    <w:p>
-      <w:r>
-        <w:t xml:space="preserve">        600,</w:t>
-      </w:r>
-    </w:p>
-    <w:p>
-      <w:r>
-        <w:lastRenderedPageBreak/>
-        <w:t xml:space="preserve">        NULL,</w:t>
-      </w:r>
-    </w:p>
-    <w:p>
-      <w:r>
-        <w:t xml:space="preserve">        NULL,</w:t>
-      </w:r>
-    </w:p>
-    <w:p>
-      <w:r>
-        <w:t xml:space="preserve">        hInstance,</w:t>
-      </w:r>
-    </w:p>
-    <w:p>
-      <w:r>
-        <w:t xml:space="preserve">        NULL</w:t>
-      </w:r>
-    </w:p>
-    <w:p>
-      <w:r>
-        <w:t xml:space="preserve">    );</w:t>
-      </w:r>
-    </w:p>
-    <w:p/>
-    <w:p>
-      <w:r>
-        <w:t xml:space="preserve">    if (hwnd == NULL) return 0;</w:t>
-      </w:r>
-    </w:p>
-    <w:p/>
-    <w:p>
-      <w:r>
-        <w:t xml:space="preserve">    // Инициализируем общие элементы управления Windows</w:t>
-      </w:r>
-    </w:p>
-    <w:p>
-      <w:r>
-        <w:t xml:space="preserve">    InitCommonControls();</w:t>
-      </w:r>
-    </w:p>
-    <w:p/>
-    <w:p>
-      <w:r>
-        <w:t xml:space="preserve">    // Физически создаем строку статуса, привязанную к главному окну hwnd</w:t>
-      </w:r>
-    </w:p>
-    <w:p>
-      <w:r>
-        <w:t xml:space="preserve">    g_hStatusWnd = CreateStatusWindow(</w:t>
-      </w:r>
-    </w:p>
-    <w:p>
-      <w:r>
-        <w:t xml:space="preserve">        WS_CHILD | WS_VISIBLE,</w:t>
-      </w:r>
-    </w:p>
-    <w:p>
-      <w:r>
-        <w:t xml:space="preserve">        L"HDR Дефектоскоп готов к работе",</w:t>
-      </w:r>
-    </w:p>
-    <w:p>
-      <w:r>
-        <w:t xml:space="preserve">        hwnd,                                 // Дескриптор вашего окна плеера</w:t>
-      </w:r>
-    </w:p>
-    <w:p>
-      <w:r>
-        <w:t xml:space="preserve">        2005</w:t>
-      </w:r>
-    </w:p>
-    <w:p>
-      <w:r>
-        <w:t xml:space="preserve">    );</w:t>
-      </w:r>
-    </w:p>
-    <w:p/>
-    <w:p>
-      <w:r>
-        <w:t xml:space="preserve">    if (g_hStatusWnd != NULL &amp;&amp; hwnd != NULL)</w:t>
-      </w:r>
-    </w:p>
-    <w:p>
-      <w:r>
-        <w:t xml:space="preserve">    {</w:t>
-      </w:r>
-    </w:p>
-    <w:p>
-      <w:r>
-        <w:t xml:space="preserve">        // 1. Аппаратно измеряем физическую высоту созданной строки статуса (как в 2004 году!)</w:t>
-      </w:r>
-    </w:p>
-    <w:p>
-      <w:r>
-        <w:t xml:space="preserve">        RECT rS = {};</w:t>
-      </w:r>
-    </w:p>
-    <w:p>
-      <w:r>
-        <w:t xml:space="preserve">        GetWindowRect(g_hStatusWnd, &amp;rS);</w:t>
-      </w:r>
-    </w:p>
-    <w:p>
-      <w:r>
-        <w:t xml:space="preserve">        int statusHeight = rS.bottom - rS.top; // Получили чистую высоту полосы в пикселях</w:t>
-      </w:r>
-    </w:p>
-    <w:p/>
-    <w:p>
-      <w:r>
-        <w:t xml:space="preserve">        // 2. Узнаем текущие полные габариты рамы главного окна плеера на экране</w:t>
-      </w:r>
-    </w:p>
-    <w:p>
-      <w:r>
-        <w:t xml:space="preserve">        RECT wndRect = {};</w:t>
-      </w:r>
-    </w:p>
-    <w:p>
-      <w:r>
-        <w:t xml:space="preserve">        GetWindowRect(hwnd, &amp;wndRect);</w:t>
-      </w:r>
-    </w:p>
-    <w:p>
-      <w:r>
-        <w:t xml:space="preserve">        int currentW = wndRect.right - wndRect.left;</w:t>
-      </w:r>
-    </w:p>
-    <w:p>
-      <w:r>
-        <w:t xml:space="preserve">        int currentH = wndRect.bottom - wndRect.top;</w:t>
-      </w:r>
-    </w:p>
-    <w:p/>
-    <w:p>
-      <w:r>
-        <w:lastRenderedPageBreak/>
-        <w:t xml:space="preserve">        // 3. Расширяем внешнюю коробку окна строго на высоту статус-бара!</w:t>
-      </w:r>
-    </w:p>
-    <w:p>
-      <w:r>
-        <w:t xml:space="preserve">        // Плеер остаётся в своих прежних размерах, а строка статуса ложится ниже ползунков!</w:t>
-      </w:r>
-    </w:p>
-    <w:p>
-      <w:r>
-        <w:t xml:space="preserve">        SetWindowPos(hwnd, NULL, 0, 0, currentW, currentH + statusHeight, SWP_NOMOVE | SWP_NOZORDER | SWP_FRAMECHANGED);</w:t>
-      </w:r>
-    </w:p>
-    <w:p>
-      <w:r>
-        <w:t xml:space="preserve">    }</w:t>
-      </w:r>
-    </w:p>
-    <w:p/>
-    <w:p>
-      <w:r>
-        <w:t xml:space="preserve">    ShowWindow(hwnd, nCmdShow);</w:t>
-      </w:r>
-    </w:p>
-    <w:p/>
-    <w:p>
-      <w:r>
-        <w:t xml:space="preserve">    CreateAppMenu(hwnd); // НОВОЕ: Физически включаем меню на экране сразу после показа окна</w:t>
-      </w:r>
-    </w:p>
-    <w:p/>
-    <w:p>
-      <w:r>
-        <w:t xml:space="preserve">    // 1. Получаем доступ к главному меню</w:t>
-      </w:r>
-    </w:p>
-    <w:p>
-      <w:r>
-        <w:t xml:space="preserve">    HMENU hMainMenu = GetMenu(hwnd);</w:t>
-      </w:r>
-    </w:p>
-    <w:p>
-      <w:r>
-        <w:t xml:space="preserve">    if (hMainMenu)</w:t>
-      </w:r>
-    </w:p>
-    <w:p>
-      <w:r>
-        <w:t xml:space="preserve">    {</w:t>
-      </w:r>
-    </w:p>
-    <w:p>
-      <w:r>
-        <w:t xml:space="preserve">        // Ставим галочку на "Программный режим (CPU)" по умолчанию</w:t>
-      </w:r>
-    </w:p>
-    <w:p>
-      <w:r>
-        <w:t xml:space="preserve">        CheckMenuItem(hMainMenu, IDM_VIEW_CPU, MF_BYCOMMAND | MF_CHECKED);</w:t>
-      </w:r>
-    </w:p>
-    <w:p/>
-    <w:p>
-      <w:r>
-        <w:t xml:space="preserve">        // Ставим галочку на "Только обработанный результат" (или "Режим До/После", в зависимости от вашей логики по умолчанию)</w:t>
-      </w:r>
-    </w:p>
-    <w:p>
-      <w:r>
-        <w:t xml:space="preserve">        CheckMenuItem(hMainMenu, IDM_VIEW_RESULT_ONLY, MF_BYCOMMAND | MF_CHECKED);</w:t>
-      </w:r>
-    </w:p>
-    <w:p/>
-    <w:p>
-      <w:r>
-        <w:t xml:space="preserve">        // 2. Получаем дескриптор подменю масштабов (оно находится внутри меню "Вид", которое обычно второе по счету, индекс 1)</w:t>
-      </w:r>
-    </w:p>
-    <w:p>
-      <w:r>
-        <w:t xml:space="preserve">        HMENU hViewMenu = GetSubMenu(hMainMenu, 1);</w:t>
-      </w:r>
-    </w:p>
-    <w:p>
-      <w:r>
-        <w:t xml:space="preserve">        if (hViewMenu)</w:t>
-      </w:r>
-    </w:p>
-    <w:p>
-      <w:r>
-        <w:t xml:space="preserve">        {</w:t>
-      </w:r>
-    </w:p>
-    <w:p>
-      <w:r>
-        <w:t xml:space="preserve">            // Ищем наше подменю "Масштаб". Если вы сделали g_hZoomSubMenu глобальным, используйте его напрямую.</w:t>
-      </w:r>
-    </w:p>
-    <w:p>
-      <w:r>
-        <w:t xml:space="preserve">            // Если нет — вытаскиваем его по индексу (например, если масштаб идет вторым пунктом в "Вид", это индекс 1)</w:t>
-      </w:r>
-    </w:p>
-    <w:p>
-      <w:r>
-        <w:t xml:space="preserve">            HMENU hZoomMenu = g_hZoomSubMenu ? g_hZoomSubMenu : GetSubMenu(hViewMenu, 1);</w:t>
-      </w:r>
-    </w:p>
-    <w:p>
-      <w:r>
-        <w:t xml:space="preserve">            if (hZoomMenu)</w:t>
-      </w:r>
-    </w:p>
-    <w:p>
-      <w:r>
-        <w:t xml:space="preserve">            {</w:t>
-      </w:r>
-    </w:p>
-    <w:p>
-      <w:r>
-        <w:t xml:space="preserve">                // Ставим стартовую галочку на "Вписать в кадр"</w:t>
-      </w:r>
-    </w:p>
-    <w:p>
-      <w:r>
-        <w:lastRenderedPageBreak/>
-        <w:t xml:space="preserve">                CheckMenuItem(hZoomMenu, IDM_ZOOM_FIT, MF_BYCOMMAND | MF_CHECKED);</w:t>
-      </w:r>
-    </w:p>
-    <w:p>
-      <w:r>
-        <w:t xml:space="preserve">            }</w:t>
+        <w:t xml:space="preserve">            CheckMenuItem(g_hZoomSubMenu, IDM_ZOOM_FIT, MF_BYCOMMAND | MF_CHECKED);</w:t>
       </w:r>
     </w:p>
     <w:p>
